--- a/doc/docx - format/01_Slide_Thuyet_Trinh_Marp.docx
+++ b/doc/docx - format/01_Slide_Thuyet_Trinh_Marp.docx
@@ -1,113 +1,142 @@
 
 <file path=word/document.xml><?xml version="1.0" encoding="utf-8"?>
-<w:document xmlns:wpc="http://schemas.microsoft.com/office/word/2010/wordprocessingCanvas" xmlns:mc="http://schemas.openxmlformats.org/markup-compatibility/2006" xmlns:o="urn:schemas-microsoft-com:office:office" xmlns:r="http://schemas.openxmlformats.org/officeDocument/2006/relationships" xmlns:m="http://schemas.openxmlformats.org/officeDocument/2006/math" xmlns:v="urn:schemas-microsoft-com:vml" xmlns:wp14="http://schemas.microsoft.com/office/word/2010/wordprocessingDrawing" xmlns:wp="http://schemas.openxmlformats.org/drawingml/2006/wordprocessingDrawing" xmlns:w10="urn:schemas-microsoft-com:office:word" xmlns:w="http://schemas.openxmlformats.org/wordprocessingml/2006/main" xmlns:w14="http://schemas.microsoft.com/office/word/2010/wordml" xmlns:w15="http://schemas.microsoft.com/office/word/2012/wordml" xmlns:wpg="http://schemas.microsoft.com/office/word/2010/wordprocessingGroup" xmlns:wpi="http://schemas.microsoft.com/office/word/2010/wordprocessingInk" xmlns:wne="http://schemas.microsoft.com/office/word/2006/wordml" xmlns:wps="http://schemas.microsoft.com/office/word/2010/wordprocessingShape" xmlns:cx="http://schemas.microsoft.com/office/drawing/2014/chartex" xmlns:cx1="http://schemas.microsoft.com/office/drawing/2015/9/8/chartex" xmlns:cx2="http://schemas.microsoft.com/office/drawing/2015/10/21/chartex" xmlns:cx3="http://schemas.microsoft.com/office/drawing/2016/5/9/chartex" xmlns:cx4="http://schemas.microsoft.com/office/drawing/2016/5/10/chartex" xmlns:cx5="http://schemas.microsoft.com/office/drawing/2016/5/11/chartex" xmlns:cx6="http://schemas.microsoft.com/office/drawing/2016/5/12/chartex" xmlns:cx7="http://schemas.microsoft.com/office/drawing/2016/5/13/chartex" xmlns:cx8="http://schemas.microsoft.com/office/drawing/2016/5/14/chartex" xmlns:aink="http://schemas.microsoft.com/office/drawing/2016/ink" xmlns:am3d="http://schemas.microsoft.com/office/drawing/2017/model3d" xmlns:w16cex="http://schemas.microsoft.com/office/word/2018/wordml/cex" xmlns:w16cid="http://schemas.microsoft.com/office/word/2016/wordml/cid" xmlns:w16="http://schemas.microsoft.com/office/word/2018/wordml" xmlns:w16sdtdh="http://schemas.microsoft.com/office/word/2020/wordml/sdtdatahash" xmlns:w16se="http://schemas.microsoft.com/office/word/2015/wordml/symex" mc:Ignorable="w14 w15 wp14">
+<w:document xmlns:wpc="http://schemas.microsoft.com/office/word/2010/wordprocessingCanvas" xmlns:cx="http://schemas.microsoft.com/office/drawing/2014/chartex" xmlns:cx1="http://schemas.microsoft.com/office/drawing/2015/9/8/chartex" xmlns:cx2="http://schemas.microsoft.com/office/drawing/2015/10/21/chartex" xmlns:cx3="http://schemas.microsoft.com/office/drawing/2016/5/9/chartex" xmlns:cx4="http://schemas.microsoft.com/office/drawing/2016/5/10/chartex" xmlns:cx5="http://schemas.microsoft.com/office/drawing/2016/5/11/chartex" xmlns:cx6="http://schemas.microsoft.com/office/drawing/2016/5/12/chartex" xmlns:cx7="http://schemas.microsoft.com/office/drawing/2016/5/13/chartex" xmlns:cx8="http://schemas.microsoft.com/office/drawing/2016/5/14/chartex" xmlns:mc="http://schemas.openxmlformats.org/markup-compatibility/2006" xmlns:aink="http://schemas.microsoft.com/office/drawing/2016/ink" xmlns:am3d="http://schemas.microsoft.com/office/drawing/2017/model3d" xmlns:o="urn:schemas-microsoft-com:office:office" xmlns:oel="http://schemas.microsoft.com/office/2019/extlst" xmlns:r="http://schemas.openxmlformats.org/officeDocument/2006/relationships" xmlns:m="http://schemas.openxmlformats.org/officeDocument/2006/math" xmlns:v="urn:schemas-microsoft-com:vml" xmlns:wp14="http://schemas.microsoft.com/office/word/2010/wordprocessingDrawing" xmlns:wp="http://schemas.openxmlformats.org/drawingml/2006/wordprocessingDrawing" xmlns:w10="urn:schemas-microsoft-com:office:word" xmlns:w="http://schemas.openxmlformats.org/wordprocessingml/2006/main" xmlns:w14="http://schemas.microsoft.com/office/word/2010/wordml" xmlns:w15="http://schemas.microsoft.com/office/word/2012/wordml" xmlns:w16cex="http://schemas.microsoft.com/office/word/2018/wordml/cex" xmlns:w16cid="http://schemas.microsoft.com/office/word/2016/wordml/cid" xmlns:w16="http://schemas.microsoft.com/office/word/2018/wordml" xmlns:w16du="http://schemas.microsoft.com/office/word/2023/wordml/word16du" xmlns:w16sdtdh="http://schemas.microsoft.com/office/word/2020/wordml/sdtdatahash" xmlns:w16sdtfl="http://schemas.microsoft.com/office/word/2024/wordml/sdtformatlock" xmlns:w16se="http://schemas.microsoft.com/office/word/2015/wordml/symex" xmlns:wpg="http://schemas.microsoft.com/office/word/2010/wordprocessingGroup" xmlns:wpi="http://schemas.microsoft.com/office/word/2010/wordprocessingInk" xmlns:wne="http://schemas.microsoft.com/office/word/2006/wordml" xmlns:wps="http://schemas.microsoft.com/office/word/2010/wordprocessingShape" mc:Ignorable="w14 w15 w16se w16cid w16 w16cex w16sdtdh w16sdtfl w16du wp14">
   <w:body>
     <w:p>
       <w:pPr>
-        <w:pStyle w:val="MdHr"/>
-        <w:pBdr>
-          <w:bottom w:val="single" w:color="auto" w:sz="6" w:space="1"/>
-        </w:pBdr>
-      </w:pPr>
+        <w:pStyle w:val="MdHeading2"/>
+      </w:pPr>
+      <w:r>
+        <w:t xml:space="preserve"> </w:t>
+      </w:r>
+      <w:r>
+        <w:rPr>
+          <w:rFonts w:ascii="Segoe UI Emoji" w:hAnsi="Segoe UI Emoji" w:cs="Segoe UI Emoji"/>
+        </w:rPr>
+        <w:t>🛒</w:t>
+      </w:r>
+      <w:r>
+        <w:t xml:space="preserve"> Hệ thống Thương </w:t>
+      </w:r>
+      <w:r>
+        <w:t>m</w:t>
+      </w:r>
+      <w:r>
+        <w:t xml:space="preserve">ại Điện </w:t>
+      </w:r>
+      <w:r>
+        <w:t>t</w:t>
+      </w:r>
+      <w:r>
+        <w:t xml:space="preserve">ử </w:t>
+      </w:r>
+      <w:r>
+        <w:t>N5</w:t>
+      </w:r>
+    </w:p>
+    <w:p>
+      <w:pPr>
+        <w:pStyle w:val="MdHeading3"/>
+      </w:pPr>
+      <w:r>
+        <w:t xml:space="preserve">Thuần </w:t>
+      </w:r>
+      <w:r>
+        <w:t>thục quy trình phát triển</w:t>
+      </w:r>
+      <w:r>
+        <w:t xml:space="preserve"> công nghệ </w:t>
+      </w:r>
+      <w:r>
+        <w:t>phần mềm</w:t>
+      </w:r>
     </w:p>
     <w:p>
       <w:pPr>
         <w:pStyle w:val="MdParagraph"/>
       </w:pPr>
       <w:r>
-        <w:t xml:space="preserve">marp: true</w:t>
-      </w:r>
-      <w:r>
-        <w:br/>
-        <w:t xml:space="preserve">theme: default</w:t>
-      </w:r>
-      <w:r>
-        <w:br/>
-        <w:t xml:space="preserve">class: lead</w:t>
-      </w:r>
-      <w:r>
-        <w:br/>
-        <w:t xml:space="preserve">backgroundColor: #ffffff</w:t>
-      </w:r>
-      <w:r>
-        <w:br/>
-        <w:t xml:space="preserve">color: #2b2b2b</w:t>
-      </w:r>
-      <w:r>
-        <w:br/>
-        <w:t xml:space="preserve">style: |</w:t>
-      </w:r>
-      <w:r>
-        <w:br/>
-        <w:t xml:space="preserve">  section {</w:t>
-      </w:r>
-      <w:r>
-        <w:br/>
-        <w:t xml:space="preserve">    font-family: 'Inter', sans-serif;</w:t>
-      </w:r>
-      <w:r>
-        <w:br/>
-        <w:t xml:space="preserve">  }</w:t>
-      </w:r>
-      <w:r>
-        <w:br/>
-        <w:t xml:space="preserve">  h1, h2, h3 {</w:t>
-      </w:r>
-      <w:r>
-        <w:br/>
-        <w:t xml:space="preserve">    color: #1890ff;</w:t>
-      </w:r>
-      <w:r>
-        <w:br/>
-        <w:t xml:space="preserve">  }</w:t>
-      </w:r>
-      <w:r>
-        <w:br/>
-        <w:t xml:space="preserve">  .highlight {</w:t>
-      </w:r>
-      <w:r>
-        <w:br/>
-        <w:t xml:space="preserve">    color: #f5222d;</w:t>
-      </w:r>
-      <w:r>
-        <w:br/>
-        <w:t xml:space="preserve">    font-weight: bold;</w:t>
-      </w:r>
-    </w:p>
-    <w:p>
-      <w:pPr>
-        <w:pStyle w:val="Heading2"/>
+        <w:rPr>
+          <w:rStyle w:val="MdStrong"/>
+        </w:rPr>
+        <w:t>Nhóm thực hiện:</w:t>
+      </w:r>
+      <w:r>
+        <w:t xml:space="preserve"> Thủy Lợi N5 </w:t>
+      </w:r>
+      <w:r>
+        <w:rPr>
+          <w:rStyle w:val="MdStrong"/>
+        </w:rPr>
+        <w:t>Giảng viên hướng dẫn:</w:t>
+      </w:r>
+      <w:r>
+        <w:t xml:space="preserve"> </w:t>
+      </w:r>
+      <w:r>
+        <w:t>TS. Lê Nguyễn Tuấn Thành</w:t>
+      </w:r>
+      <w:r>
+        <w:t xml:space="preserve"> </w:t>
+      </w:r>
+      <w:r>
+        <w:rPr>
+          <w:rStyle w:val="MdStrong"/>
+        </w:rPr>
+        <w:t>Môn học:</w:t>
+      </w:r>
+      <w:r>
+        <w:t xml:space="preserve"> Công Nghệ Phần Mềm</w:t>
+      </w:r>
+    </w:p>
+    <w:p>
+      <w:pPr>
+        <w:pStyle w:val="MdParagraph"/>
+      </w:pPr>
+      <w:r>
+        <w:rPr>
+          <w:rStyle w:val="MdStrong"/>
+        </w:rPr>
+        <w:t>Soạn thảo:</w:t>
+      </w:r>
+      <w:r>
+        <w:t xml:space="preserve"> Trần Khánh Trang, 32CNTT21 </w:t>
+      </w:r>
+    </w:p>
+    <w:p>
+      <w:pPr>
+        <w:pStyle w:val="MdParagraph"/>
+      </w:pPr>
+    </w:p>
+    <w:p>
+      <w:pPr>
+        <w:pStyle w:val="MdSpace"/>
+      </w:pPr>
+    </w:p>
+    <w:p>
+      <w:pPr>
+        <w:pStyle w:val="MdParagraph"/>
+      </w:pPr>
+      <w:r>
+        <w:t>[!w:150px Logo Team](./assets/logo_thuy_loi_n5.png)</w:t>
+      </w:r>
+    </w:p>
+    <w:p>
+      <w:pPr>
+        <w:pStyle w:val="MdSpace"/>
+      </w:pPr>
+    </w:p>
+    <w:p>
+      <w:pPr>
+        <w:pStyle w:val="MdSpace"/>
+      </w:pPr>
+    </w:p>
+    <w:p>
+      <w:pPr>
         <w:pStyle w:val="MdHeading2"/>
       </w:pPr>
       <w:r>
-        <w:t xml:space="preserve">  }</w:t>
-      </w:r>
-    </w:p>
-    <w:p>
-      <w:pPr>
-        <w:pStyle w:val="Heading1"/>
-        <w:pStyle w:val="MdHeading1"/>
-      </w:pPr>
-      <w:r>
-        <w:t xml:space="preserve">🛒 Hệ thống Thương Mại Điện Tử Đa Nền Tảng</w:t>
-      </w:r>
-    </w:p>
-    <w:p>
-      <w:pPr>
-        <w:pStyle w:val="Heading3"/>
-        <w:pStyle w:val="MdHeading3"/>
-      </w:pPr>
-      <w:r>
-        <w:t xml:space="preserve">Thuần phục công nghệ MERN Stack từ Zero đến Hero</w:t>
-      </w:r>
-    </w:p>
-    <w:p>
-      <w:pPr>
-        <w:pStyle w:val="MdHtml"/>
-      </w:pPr>
-      <w:r>
-        <w:t xml:space="preserve">&lt;br&gt;
-</w:t>
+        <w:t>🎯 1. Mục tiêu và Phạm vi Dự án</w:t>
       </w:r>
     </w:p>
     <w:p>
@@ -117,122 +146,36 @@
       <w:r>
         <w:rPr>
           <w:rStyle w:val="MdStrong"/>
-          <w:b/>
-          <w:bCs/>
-        </w:rPr>
-        <w:t xml:space="preserve">Nhóm thực hiện:</w:t>
-      </w:r>
-      <w:r>
-        <w:t xml:space="preserve"> Thủy Lợi N5
-</w:t>
-      </w:r>
+        </w:rPr>
+        <w:t>Mục tiêu cốt lõi:</w:t>
+      </w:r>
+      <w:r>
+        <w:t xml:space="preserve"> Xây dựng một "Chợ trực tuyến" giúp các doanh nghiệp vừa và nhỏ dễ dàng số hóa gian hàng, tiếp cận khách hàng trên internet với trải nghiệm mua sắm mượt mà nhất.</w:t>
+      </w:r>
+    </w:p>
+    <w:p>
+      <w:pPr>
+        <w:pStyle w:val="MdSpace"/>
+      </w:pPr>
+    </w:p>
+    <w:p>
+      <w:pPr>
+        <w:pStyle w:val="MdParagraph"/>
+      </w:pPr>
       <w:r>
         <w:rPr>
           <w:rStyle w:val="MdStrong"/>
-          <w:b/>
-          <w:bCs/>
-        </w:rPr>
-        <w:t xml:space="preserve">Giảng viên hướng dẫn:</w:t>
-      </w:r>
-      <w:r>
-        <w:t xml:space="preserve"> [Tên Giảng Viên]
-</w:t>
-      </w:r>
-      <w:r>
-        <w:rPr>
-          <w:rStyle w:val="MdStrong"/>
-          <w:b/>
-          <w:bCs/>
-        </w:rPr>
-        <w:t xml:space="preserve">Môn học:</w:t>
-      </w:r>
-      <w:r>
-        <w:t xml:space="preserve"> Công Nghệ Phần Mềm</w:t>
-      </w:r>
-    </w:p>
-    <w:p>
-      <w:pPr>
-        <w:pStyle w:val="MdSpace"/>
-      </w:pPr>
-    </w:p>
-    <w:p>
-      <w:pPr>
-        <w:pStyle w:val="MdParagraph"/>
-      </w:pPr>
-      <w:r>
-        <w:t xml:space="preserve">[!w:150px Logo Team](./assets/logo_thuy_loi_n5.png)</w:t>
-      </w:r>
-    </w:p>
-    <w:p>
-      <w:pPr>
-        <w:pStyle w:val="MdSpace"/>
-      </w:pPr>
-    </w:p>
-    <w:p>
-      <w:pPr>
-        <w:pStyle w:val="MdHr"/>
-        <w:pBdr>
-          <w:bottom w:val="single" w:color="auto" w:sz="6" w:space="1"/>
-        </w:pBdr>
-      </w:pPr>
-    </w:p>
-    <w:p>
-      <w:pPr>
-        <w:pStyle w:val="MdSpace"/>
-      </w:pPr>
-    </w:p>
-    <w:p>
-      <w:pPr>
-        <w:pStyle w:val="Heading2"/>
-        <w:pStyle w:val="MdHeading2"/>
-      </w:pPr>
-      <w:r>
-        <w:t xml:space="preserve">🎯 1. Mục tiêu và Phạm vi Dự án</w:t>
-      </w:r>
-    </w:p>
-    <w:p>
-      <w:pPr>
-        <w:pStyle w:val="MdParagraph"/>
-      </w:pPr>
-      <w:r>
-        <w:rPr>
-          <w:rStyle w:val="MdStrong"/>
-          <w:b/>
-          <w:bCs/>
-        </w:rPr>
-        <w:t xml:space="preserve">Mục tiêu cốt lõi:</w:t>
-      </w:r>
-      <w:r>
-        <w:t xml:space="preserve">
-Xây dựng một "Chợ trực tuyến" giúp các doanh nghiệp vừa và nhỏ dễ dàng số hóa gian hàng, tiếp cận khách hàng trên internet với trải nghiệm mua sắm mượt mà nhất.</w:t>
-      </w:r>
-    </w:p>
-    <w:p>
-      <w:pPr>
-        <w:pStyle w:val="MdSpace"/>
-      </w:pPr>
-    </w:p>
-    <w:p>
-      <w:pPr>
-        <w:pStyle w:val="MdParagraph"/>
-      </w:pPr>
-      <w:r>
-        <w:rPr>
-          <w:rStyle w:val="MdStrong"/>
-          <w:b/>
-          <w:bCs/>
-        </w:rPr>
-        <w:t xml:space="preserve">Phạm vi hệ thống:</w:t>
-      </w:r>
-    </w:p>
-    <w:p>
-      <w:pPr>
-        <w:pStyle w:val="MdSpace"/>
-      </w:pPr>
-    </w:p>
-    <w:p>
-      <w:pPr>
-        <w:pStyle w:val="ListParagraph"/>
+        </w:rPr>
+        <w:t>Phạm vi hệ thống:</w:t>
+      </w:r>
+    </w:p>
+    <w:p>
+      <w:pPr>
+        <w:pStyle w:val="MdSpace"/>
+      </w:pPr>
+    </w:p>
+    <w:p>
+      <w:pPr>
         <w:pStyle w:val="MdListItem"/>
         <w:numPr>
           <w:ilvl w:val="0"/>
@@ -242,10 +185,8 @@
       <w:r>
         <w:rPr>
           <w:rStyle w:val="MdStrong"/>
-          <w:b/>
-          <w:bCs/>
-        </w:rPr>
-        <w:t xml:space="preserve">Khách hàng (User):</w:t>
+        </w:rPr>
+        <w:t>Khách hàng (User):</w:t>
       </w:r>
       <w:r>
         <w:t xml:space="preserve"> Không gian duyệt sản phẩm, Quản lý Giỏ hàng, Đặt đơn và Thanh toán.</w:t>
@@ -253,7 +194,6 @@
     </w:p>
     <w:p>
       <w:pPr>
-        <w:pStyle w:val="ListParagraph"/>
         <w:pStyle w:val="MdListItem"/>
         <w:numPr>
           <w:ilvl w:val="0"/>
@@ -263,10 +203,8 @@
       <w:r>
         <w:rPr>
           <w:rStyle w:val="MdStrong"/>
-          <w:b/>
-          <w:bCs/>
-        </w:rPr>
-        <w:t xml:space="preserve">Quản trị viên (Admin):</w:t>
+        </w:rPr>
+        <w:t>Quản trị viên (Admin):</w:t>
       </w:r>
       <w:r>
         <w:t xml:space="preserve"> Hệ thống Dashboard thống kê doanh thu, Quản lý kho hàng (CRUD), Theo dõi Đơn hàng.</w:t>
@@ -282,34 +220,20 @@
         <w:pStyle w:val="MdParagraph"/>
       </w:pPr>
       <w:r>
-        <w:t xml:space="preserve">Mọi tính năng được vận hành theo thời gian thực (Real-time).</w:t>
-      </w:r>
-    </w:p>
-    <w:p>
-      <w:pPr>
-        <w:pStyle w:val="MdSpace"/>
-      </w:pPr>
-    </w:p>
-    <w:p>
-      <w:pPr>
-        <w:pStyle w:val="MdHr"/>
-        <w:pBdr>
-          <w:bottom w:val="single" w:color="auto" w:sz="6" w:space="1"/>
-        </w:pBdr>
-      </w:pPr>
-    </w:p>
-    <w:p>
-      <w:pPr>
-        <w:pStyle w:val="MdSpace"/>
-      </w:pPr>
-    </w:p>
-    <w:p>
-      <w:pPr>
-        <w:pStyle w:val="Heading2"/>
+        <w:t>Mọi tính năng được vận hành theo thời gian thực (Real-time).</w:t>
+      </w:r>
+    </w:p>
+    <w:p>
+      <w:pPr>
+        <w:pStyle w:val="MdSpace"/>
+      </w:pPr>
+    </w:p>
+    <w:p>
+      <w:pPr>
         <w:pStyle w:val="MdHeading2"/>
       </w:pPr>
       <w:r>
-        <w:t xml:space="preserve">🔄 2. Quy trình Phát triển: Agile Scrum</w:t>
+        <w:t>🔄 2. Quy trình Phát triển: Agile Scrum</w:t>
       </w:r>
     </w:p>
     <w:p>
@@ -322,10 +246,8 @@
       <w:r>
         <w:rPr>
           <w:rStyle w:val="MdStrong"/>
-          <w:b/>
-          <w:bCs/>
-        </w:rPr>
-        <w:t xml:space="preserve">Agile Scrum</w:t>
+        </w:rPr>
+        <w:t>Agile Scrum</w:t>
       </w:r>
       <w:r>
         <w:t xml:space="preserve"> để thích ứng linh hoạt với yêu cầu thay đổi liên tục.</w:t>
@@ -343,20 +265,17 @@
       <w:r>
         <w:rPr>
           <w:rStyle w:val="MdStrong"/>
-          <w:b/>
-          <w:bCs/>
-        </w:rPr>
-        <w:t xml:space="preserve">Các Vai trò (Roles):</w:t>
-      </w:r>
-    </w:p>
-    <w:p>
-      <w:pPr>
-        <w:pStyle w:val="MdSpace"/>
-      </w:pPr>
-    </w:p>
-    <w:p>
-      <w:pPr>
-        <w:pStyle w:val="ListParagraph"/>
+        </w:rPr>
+        <w:t>Các Vai trò (Roles):</w:t>
+      </w:r>
+    </w:p>
+    <w:p>
+      <w:pPr>
+        <w:pStyle w:val="MdSpace"/>
+      </w:pPr>
+    </w:p>
+    <w:p>
+      <w:pPr>
         <w:pStyle w:val="MdListItem"/>
         <w:numPr>
           <w:ilvl w:val="0"/>
@@ -369,10 +288,8 @@
       <w:r>
         <w:rPr>
           <w:rStyle w:val="MdStrong"/>
-          <w:b/>
-          <w:bCs/>
-        </w:rPr>
-        <w:t xml:space="preserve">Product Owner:</w:t>
+        </w:rPr>
+        <w:t>Product Owner:</w:t>
       </w:r>
       <w:r>
         <w:t xml:space="preserve"> Đại diện khách hàng, lên danh sách yêu cầu (Product Backlog).</w:t>
@@ -380,7 +297,6 @@
     </w:p>
     <w:p>
       <w:pPr>
-        <w:pStyle w:val="ListParagraph"/>
         <w:pStyle w:val="MdListItem"/>
         <w:numPr>
           <w:ilvl w:val="0"/>
@@ -393,10 +309,8 @@
       <w:r>
         <w:rPr>
           <w:rStyle w:val="MdStrong"/>
-          <w:b/>
-          <w:bCs/>
-        </w:rPr>
-        <w:t xml:space="preserve">Scrum Master:</w:t>
+        </w:rPr>
+        <w:t>Scrum Master:</w:t>
       </w:r>
       <w:r>
         <w:t xml:space="preserve"> Trưởng nhóm, tháo gỡ khó khăn kỹ thuật cho anh em.</w:t>
@@ -404,7 +318,6 @@
     </w:p>
     <w:p>
       <w:pPr>
-        <w:pStyle w:val="ListParagraph"/>
         <w:pStyle w:val="MdListItem"/>
         <w:numPr>
           <w:ilvl w:val="0"/>
@@ -417,10 +330,8 @@
       <w:r>
         <w:rPr>
           <w:rStyle w:val="MdStrong"/>
-          <w:b/>
-          <w:bCs/>
-        </w:rPr>
-        <w:t xml:space="preserve">Development Team:</w:t>
+        </w:rPr>
+        <w:t>Development Team:</w:t>
       </w:r>
       <w:r>
         <w:t xml:space="preserve"> Lập trình viên Frontend (React) &amp; Backend (Node.js).</w:t>
@@ -438,20 +349,17 @@
       <w:r>
         <w:rPr>
           <w:rStyle w:val="MdStrong"/>
-          <w:b/>
-          <w:bCs/>
-        </w:rPr>
-        <w:t xml:space="preserve">Các Sự kiện (Ceremonies):</w:t>
-      </w:r>
-    </w:p>
-    <w:p>
-      <w:pPr>
-        <w:pStyle w:val="MdSpace"/>
-      </w:pPr>
-    </w:p>
-    <w:p>
-      <w:pPr>
-        <w:pStyle w:val="ListParagraph"/>
+        </w:rPr>
+        <w:t>Các Sự kiện (Ceremonies):</w:t>
+      </w:r>
+    </w:p>
+    <w:p>
+      <w:pPr>
+        <w:pStyle w:val="MdSpace"/>
+      </w:pPr>
+    </w:p>
+    <w:p>
+      <w:pPr>
         <w:pStyle w:val="MdListItem"/>
         <w:numPr>
           <w:ilvl w:val="0"/>
@@ -464,10 +372,8 @@
       <w:r>
         <w:rPr>
           <w:rStyle w:val="MdStrong"/>
-          <w:b/>
-          <w:bCs/>
-        </w:rPr>
-        <w:t xml:space="preserve">Sprint Planning:</w:t>
+        </w:rPr>
+        <w:t>Sprint Planning:</w:t>
       </w:r>
       <w:r>
         <w:t xml:space="preserve"> Họp đầu tuần, bốc task lên mâm.</w:t>
@@ -475,7 +381,6 @@
     </w:p>
     <w:p>
       <w:pPr>
-        <w:pStyle w:val="ListParagraph"/>
         <w:pStyle w:val="MdListItem"/>
         <w:numPr>
           <w:ilvl w:val="0"/>
@@ -488,10 +393,8 @@
       <w:r>
         <w:rPr>
           <w:rStyle w:val="MdStrong"/>
-          <w:b/>
-          <w:bCs/>
-        </w:rPr>
-        <w:t xml:space="preserve">Daily Stand-ups:</w:t>
+        </w:rPr>
+        <w:t>Daily Stand-ups:</w:t>
       </w:r>
       <w:r>
         <w:t xml:space="preserve"> Cà phê 15 phút mỗi sáng báo cáo tiến độ.</w:t>
@@ -499,7 +402,6 @@
     </w:p>
     <w:p>
       <w:pPr>
-        <w:pStyle w:val="ListParagraph"/>
         <w:pStyle w:val="MdListItem"/>
         <w:numPr>
           <w:ilvl w:val="0"/>
@@ -507,15 +409,14 @@
         </w:numPr>
       </w:pPr>
       <w:r>
+        <w:lastRenderedPageBreak/>
         <w:t xml:space="preserve">🕵️ </w:t>
       </w:r>
       <w:r>
         <w:rPr>
           <w:rStyle w:val="MdStrong"/>
-          <w:b/>
-          <w:bCs/>
-        </w:rPr>
-        <w:t xml:space="preserve">Sprint Review &amp; Retrospective:</w:t>
+        </w:rPr>
+        <w:t>Sprint Review &amp; Retrospective:</w:t>
       </w:r>
       <w:r>
         <w:t xml:space="preserve"> Thứ 6 họp chốt tính năng, kiểm duyệt lỗi và đúc kết kinh nghiệm.</w:t>
@@ -528,24 +429,15 @@
     </w:p>
     <w:p>
       <w:pPr>
-        <w:pStyle w:val="MdHr"/>
-        <w:pBdr>
-          <w:bottom w:val="single" w:color="auto" w:sz="6" w:space="1"/>
-        </w:pBdr>
-      </w:pPr>
-    </w:p>
-    <w:p>
-      <w:pPr>
-        <w:pStyle w:val="MdSpace"/>
-      </w:pPr>
-    </w:p>
-    <w:p>
-      <w:pPr>
-        <w:pStyle w:val="Heading2"/>
+        <w:pStyle w:val="MdSpace"/>
+      </w:pPr>
+    </w:p>
+    <w:p>
+      <w:pPr>
         <w:pStyle w:val="MdHeading2"/>
       </w:pPr>
       <w:r>
-        <w:t xml:space="preserve">📊 3. Sơ đồ Quy trình Hoạt động Scrum</w:t>
+        <w:t>📊 3. Sơ đồ Quy trình Hoạt động Scrum</w:t>
       </w:r>
     </w:p>
     <w:p>
@@ -553,7 +445,7 @@
         <w:pStyle w:val="MdParagraph"/>
       </w:pPr>
       <w:r>
-        <w:t xml:space="preserve">Trực quan hóa vòng lặp phát triển của Thủy Lợi N5 qua biểu đồ luồng làm việc.</w:t>
+        <w:t>Trực quan hóa vòng lặp phát triển của Thủy Lợi N5 qua biểu đồ luồng làm việc.</w:t>
       </w:r>
     </w:p>
     <w:p>
@@ -566,7 +458,7 @@
         <w:pStyle w:val="MdCode"/>
       </w:pPr>
       <w:r>
-        <w:t xml:space="preserve">graph LR</w:t>
+        <w:t>graph LR</w:t>
       </w:r>
       <w:r>
         <w:br/>
@@ -628,24 +520,15 @@
     </w:p>
     <w:p>
       <w:pPr>
-        <w:pStyle w:val="MdHr"/>
-        <w:pBdr>
-          <w:bottom w:val="single" w:color="auto" w:sz="6" w:space="1"/>
-        </w:pBdr>
-      </w:pPr>
-    </w:p>
-    <w:p>
-      <w:pPr>
-        <w:pStyle w:val="MdSpace"/>
-      </w:pPr>
-    </w:p>
-    <w:p>
-      <w:pPr>
-        <w:pStyle w:val="Heading2"/>
+        <w:pStyle w:val="MdSpace"/>
+      </w:pPr>
+    </w:p>
+    <w:p>
+      <w:pPr>
         <w:pStyle w:val="MdHeading2"/>
       </w:pPr>
       <w:r>
-        <w:t xml:space="preserve">📈 4. Đánh giá Tiến độ Dự án (Roadmap)</w:t>
+        <w:t>📈 4. Đánh giá Tiến độ Dự án (Roadmap)</w:t>
       </w:r>
     </w:p>
     <w:p>
@@ -653,7 +536,7 @@
         <w:pStyle w:val="MdParagraph"/>
       </w:pPr>
       <w:r>
-        <w:t xml:space="preserve">Tiến độ bám sát đúng kế hoạch đề ra, được giám sát nghiêm ngặt theo thời gian.</w:t>
+        <w:t>Tiến độ bám sát đúng kế hoạch đề ra, được giám sát nghiêm ngặt theo thời gian.</w:t>
       </w:r>
     </w:p>
     <w:p>
@@ -666,7 +549,7 @@
         <w:pStyle w:val="MdCode"/>
       </w:pPr>
       <w:r>
-        <w:t xml:space="preserve">gantt</w:t>
+        <w:t>gantt</w:t>
       </w:r>
       <w:r>
         <w:br/>
@@ -728,24 +611,16 @@
     </w:p>
     <w:p>
       <w:pPr>
-        <w:pStyle w:val="MdHr"/>
-        <w:pBdr>
-          <w:bottom w:val="single" w:color="auto" w:sz="6" w:space="1"/>
-        </w:pBdr>
-      </w:pPr>
-    </w:p>
-    <w:p>
-      <w:pPr>
-        <w:pStyle w:val="MdSpace"/>
-      </w:pPr>
-    </w:p>
-    <w:p>
-      <w:pPr>
-        <w:pStyle w:val="Heading2"/>
+        <w:pStyle w:val="MdSpace"/>
+      </w:pPr>
+    </w:p>
+    <w:p>
+      <w:pPr>
         <w:pStyle w:val="MdHeading2"/>
       </w:pPr>
       <w:r>
-        <w:t xml:space="preserve">🛡️ 5. Đánh giá Chất lượng Phần mềm (SQA)</w:t>
+        <w:lastRenderedPageBreak/>
+        <w:t>🛡️ 5. Đánh giá Chất lượng Phần mềm (SQA)</w:t>
       </w:r>
     </w:p>
     <w:p>
@@ -753,7 +628,7 @@
         <w:pStyle w:val="MdParagraph"/>
       </w:pPr>
       <w:r>
-        <w:t xml:space="preserve">Hệ thống trải qua các bài kiểm thử nghiêm ngặt (Functional, Security, Stress Limit). Dưới đây là thống kê 100 lỗi (Bugs) được bắt sống trong quá trình phát triển để đảm bảo ứng dụng không sập khi ra mắt.</w:t>
+        <w:t>Hệ thống trải qua các bài kiểm thử nghiêm ngặt (Functional, Security, Stress Limit). Dưới đây là thống kê 100 lỗi (Bugs) được bắt sống trong quá trình phát triển để đảm bảo ứng dụng không sập khi ra mắt.</w:t>
       </w:r>
     </w:p>
     <w:p>
@@ -766,7 +641,7 @@
         <w:pStyle w:val="MdCode"/>
       </w:pPr>
       <w:r>
-        <w:t xml:space="preserve">pie title Biểu đồ Phân loại Rủi ro Lỗi (Bug Tracking)</w:t>
+        <w:t>pie title Biểu đồ Phân loại Rủi ro Lỗi (Bug Tracking)</w:t>
       </w:r>
       <w:r>
         <w:br/>
@@ -801,10 +676,8 @@
       <w:r>
         <w:rPr>
           <w:rStyle w:val="MdStrong"/>
-          <w:b/>
-          <w:bCs/>
-        </w:rPr>
-        <w:t xml:space="preserve">Kết quả:</w:t>
+        </w:rPr>
+        <w:t>Kết quả:</w:t>
       </w:r>
       <w:r>
         <w:t xml:space="preserve"> Đã dọn dẹp sạch sẽ 98% Bug nghiêm trọng. Hệ thống hiện hoạt động ổn định ở mức chịu tải 500 yêu cầu/giây.</w:t>
@@ -817,24 +690,15 @@
     </w:p>
     <w:p>
       <w:pPr>
-        <w:pStyle w:val="MdHr"/>
-        <w:pBdr>
-          <w:bottom w:val="single" w:color="auto" w:sz="6" w:space="1"/>
-        </w:pBdr>
-      </w:pPr>
-    </w:p>
-    <w:p>
-      <w:pPr>
-        <w:pStyle w:val="MdSpace"/>
-      </w:pPr>
-    </w:p>
-    <w:p>
-      <w:pPr>
-        <w:pStyle w:val="Heading2"/>
+        <w:pStyle w:val="MdSpace"/>
+      </w:pPr>
+    </w:p>
+    <w:p>
+      <w:pPr>
         <w:pStyle w:val="MdHeading2"/>
       </w:pPr>
       <w:r>
-        <w:t xml:space="preserve">📉 6. Phân tích &amp; Quản trị Rủi ro (Risk Management)</w:t>
+        <w:t>📉 6. Phân tích &amp; Quản trị Rủi ro (Risk Management)</w:t>
       </w:r>
     </w:p>
     <w:p>
@@ -842,7 +706,7 @@
         <w:pStyle w:val="MdParagraph"/>
       </w:pPr>
       <w:r>
-        <w:t xml:space="preserve">Chúng tôi không sợ rủi ro, chúng tôi có phương án phòng ngừa.</w:t>
+        <w:t>Chúng tôi không sợ rủi ro, chúng tôi có phương án phòng ngừa.</w:t>
       </w:r>
     </w:p>
     <w:p>
@@ -852,30 +716,41 @@
     </w:p>
     <w:tbl>
       <w:tblPr>
-        <w:tblStyle w:val="MdTable"/>
-        <w:tblW w:type="pct" w:w="100%"/>
+        <w:tblW w:w="5000" w:type="pct"/>
         <w:tblBorders>
-          <w:top w:val="single" w:color="auto" w:sz="4"/>
-          <w:left w:val="single" w:color="auto" w:sz="4"/>
-          <w:bottom w:val="single" w:color="auto" w:sz="4"/>
-          <w:right w:val="single" w:color="auto" w:sz="4"/>
-          <w:insideH w:val="single" w:color="auto" w:sz="4"/>
-          <w:insideV w:val="single" w:color="auto" w:sz="4"/>
+          <w:top w:val="single" w:sz="4" w:space="0" w:color="auto"/>
+          <w:left w:val="single" w:sz="4" w:space="0" w:color="auto"/>
+          <w:bottom w:val="single" w:sz="4" w:space="0" w:color="auto"/>
+          <w:right w:val="single" w:sz="4" w:space="0" w:color="auto"/>
+          <w:insideH w:val="single" w:sz="4" w:space="0" w:color="auto"/>
+          <w:insideV w:val="single" w:sz="4" w:space="0" w:color="auto"/>
         </w:tblBorders>
+        <w:tblCellMar>
+          <w:left w:w="10" w:type="dxa"/>
+          <w:right w:w="10" w:type="dxa"/>
+        </w:tblCellMar>
+        <w:tblLook w:val="0000" w:firstRow="0" w:lastRow="0" w:firstColumn="0" w:lastColumn="0" w:noHBand="0" w:noVBand="0"/>
       </w:tblPr>
       <w:tblGrid>
-        <w:gridCol w:w="3333"/>
-        <w:gridCol w:w="3333"/>
-        <w:gridCol w:w="3333"/>
+        <w:gridCol w:w="941"/>
+        <w:gridCol w:w="3869"/>
+        <w:gridCol w:w="4206"/>
       </w:tblGrid>
       <w:tr>
+        <w:tblPrEx>
+          <w:tblCellMar>
+            <w:top w:w="0" w:type="dxa"/>
+            <w:bottom w:w="0" w:type="dxa"/>
+          </w:tblCellMar>
+        </w:tblPrEx>
         <w:trPr>
           <w:cantSplit/>
           <w:tblHeader/>
         </w:trPr>
         <w:tc>
           <w:tcPr>
-            <w:shd w:fill="F2F2F2"/>
+            <w:tcW w:w="0" w:type="auto"/>
+            <w:shd w:val="clear" w:color="auto" w:fill="F2F2F2"/>
             <w:vAlign w:val="center"/>
           </w:tcPr>
           <w:p>
@@ -883,13 +758,14 @@
               <w:pStyle w:val="MdTableHeader"/>
             </w:pPr>
             <w:r>
-              <w:t xml:space="preserve">Thể loại</w:t>
+              <w:t>Thể loại</w:t>
             </w:r>
           </w:p>
         </w:tc>
         <w:tc>
           <w:tcPr>
-            <w:shd w:fill="F2F2F2"/>
+            <w:tcW w:w="0" w:type="auto"/>
+            <w:shd w:val="clear" w:color="auto" w:fill="F2F2F2"/>
             <w:vAlign w:val="center"/>
           </w:tcPr>
           <w:p>
@@ -897,13 +773,14 @@
               <w:pStyle w:val="MdTableHeader"/>
             </w:pPr>
             <w:r>
-              <w:t xml:space="preserve">Mô tả Rủi ro hiểm hóc</w:t>
+              <w:t>Mô tả Rủi ro hiểm hóc</w:t>
             </w:r>
           </w:p>
         </w:tc>
         <w:tc>
           <w:tcPr>
-            <w:shd w:fill="F2F2F2"/>
+            <w:tcW w:w="0" w:type="auto"/>
+            <w:shd w:val="clear" w:color="auto" w:fill="F2F2F2"/>
             <w:vAlign w:val="center"/>
           </w:tcPr>
           <w:p>
@@ -911,17 +788,24 @@
               <w:pStyle w:val="MdTableHeader"/>
             </w:pPr>
             <w:r>
-              <w:t xml:space="preserve">Giải pháp Kỹ thuật áp dụng</w:t>
+              <w:t>Giải pháp Kỹ thuật áp dụng</w:t>
             </w:r>
           </w:p>
         </w:tc>
       </w:tr>
       <w:tr>
+        <w:tblPrEx>
+          <w:tblCellMar>
+            <w:top w:w="0" w:type="dxa"/>
+            <w:bottom w:w="0" w:type="dxa"/>
+          </w:tblCellMar>
+        </w:tblPrEx>
         <w:trPr>
           <w:cantSplit/>
         </w:trPr>
         <w:tc>
           <w:tcPr>
+            <w:tcW w:w="0" w:type="auto"/>
             <w:vAlign w:val="center"/>
           </w:tcPr>
           <w:p>
@@ -931,15 +815,14 @@
             <w:r>
               <w:rPr>
                 <w:rStyle w:val="MdStrong"/>
-                <w:b/>
-                <w:bCs/>
               </w:rPr>
-              <w:t xml:space="preserve">Kỹ thuật</w:t>
+              <w:t>Kỹ thuật</w:t>
             </w:r>
           </w:p>
         </w:tc>
         <w:tc>
           <w:tcPr>
+            <w:tcW w:w="0" w:type="auto"/>
             <w:vAlign w:val="center"/>
           </w:tcPr>
           <w:p>
@@ -947,12 +830,13 @@
               <w:pStyle w:val="MdTableCell"/>
             </w:pPr>
             <w:r>
-              <w:t xml:space="preserve">Frontend làm xong nhưng Backend chưa có API để ráp vào.</w:t>
+              <w:t>Frontend làm xong nhưng Backend chưa có API để ráp vào.</w:t>
             </w:r>
           </w:p>
         </w:tc>
         <w:tc>
           <w:tcPr>
+            <w:tcW w:w="0" w:type="auto"/>
             <w:vAlign w:val="center"/>
           </w:tcPr>
           <w:p>
@@ -965,10 +849,8 @@
             <w:r>
               <w:rPr>
                 <w:rStyle w:val="MdStrong"/>
-                <w:b/>
-                <w:bCs/>
               </w:rPr>
-              <w:t xml:space="preserve">Mock Data</w:t>
+              <w:t>Mock Data</w:t>
             </w:r>
             <w:r>
               <w:t xml:space="preserve"> tĩnh, thống nhất định dạng JSON từ đầu.</w:t>
@@ -977,11 +859,18 @@
         </w:tc>
       </w:tr>
       <w:tr>
+        <w:tblPrEx>
+          <w:tblCellMar>
+            <w:top w:w="0" w:type="dxa"/>
+            <w:bottom w:w="0" w:type="dxa"/>
+          </w:tblCellMar>
+        </w:tblPrEx>
         <w:trPr>
           <w:cantSplit/>
         </w:trPr>
         <w:tc>
           <w:tcPr>
+            <w:tcW w:w="0" w:type="auto"/>
             <w:vAlign w:val="center"/>
           </w:tcPr>
           <w:p>
@@ -991,15 +880,14 @@
             <w:r>
               <w:rPr>
                 <w:rStyle w:val="MdStrong"/>
-                <w:b/>
-                <w:bCs/>
               </w:rPr>
-              <w:t xml:space="preserve">Bảo mật</w:t>
+              <w:t>Bảo mật</w:t>
             </w:r>
           </w:p>
         </w:tc>
         <w:tc>
           <w:tcPr>
+            <w:tcW w:w="0" w:type="auto"/>
             <w:vAlign w:val="center"/>
           </w:tcPr>
           <w:p>
@@ -1007,12 +895,13 @@
               <w:pStyle w:val="MdTableCell"/>
             </w:pPr>
             <w:r>
-              <w:t xml:space="preserve">Hacker cố tình bơm mã độc vào ô text (NoSQL Injection).</w:t>
+              <w:t>Hacker cố tình bơm mã độc vào ô text (NoSQL Injection).</w:t>
             </w:r>
           </w:p>
         </w:tc>
         <w:tc>
           <w:tcPr>
+            <w:tcW w:w="0" w:type="auto"/>
             <w:vAlign w:val="center"/>
           </w:tcPr>
           <w:p>
@@ -1025,10 +914,8 @@
             <w:r>
               <w:rPr>
                 <w:rStyle w:val="MdStrong"/>
-                <w:b/>
-                <w:bCs/>
               </w:rPr>
-              <w:t xml:space="preserve">Sanitize</w:t>
+              <w:t>Sanitize</w:t>
             </w:r>
             <w:r>
               <w:t xml:space="preserve"> chặn mọi ký tự đặc biệt ở Tầng Router.</w:t>
@@ -1037,11 +924,18 @@
         </w:tc>
       </w:tr>
       <w:tr>
+        <w:tblPrEx>
+          <w:tblCellMar>
+            <w:top w:w="0" w:type="dxa"/>
+            <w:bottom w:w="0" w:type="dxa"/>
+          </w:tblCellMar>
+        </w:tblPrEx>
         <w:trPr>
           <w:cantSplit/>
         </w:trPr>
         <w:tc>
           <w:tcPr>
+            <w:tcW w:w="0" w:type="auto"/>
             <w:vAlign w:val="center"/>
           </w:tcPr>
           <w:p>
@@ -1051,15 +945,14 @@
             <w:r>
               <w:rPr>
                 <w:rStyle w:val="MdStrong"/>
-                <w:b/>
-                <w:bCs/>
               </w:rPr>
-              <w:t xml:space="preserve">Tấn công</w:t>
+              <w:t>Tấn công</w:t>
             </w:r>
           </w:p>
         </w:tc>
         <w:tc>
           <w:tcPr>
+            <w:tcW w:w="0" w:type="auto"/>
             <w:vAlign w:val="center"/>
           </w:tcPr>
           <w:p>
@@ -1067,12 +960,13 @@
               <w:pStyle w:val="MdTableCell"/>
             </w:pPr>
             <w:r>
-              <w:t xml:space="preserve">Đối thủ bấm F5 làm mới trang 1 vạn lần cho sập máy chủ.</w:t>
+              <w:t>Đối thủ bấm F5 làm mới trang 1 vạn lần cho sập máy chủ.</w:t>
             </w:r>
           </w:p>
         </w:tc>
         <w:tc>
           <w:tcPr>
+            <w:tcW w:w="0" w:type="auto"/>
             <w:vAlign w:val="center"/>
           </w:tcPr>
           <w:p>
@@ -1085,10 +979,8 @@
             <w:r>
               <w:rPr>
                 <w:rStyle w:val="MdStrong"/>
-                <w:b/>
-                <w:bCs/>
               </w:rPr>
-              <w:t xml:space="preserve">Rate Limit</w:t>
+              <w:t>Rate Limit</w:t>
             </w:r>
             <w:r>
               <w:t xml:space="preserve"> khóa mõm IP nếu vượt 100 lần/15 phút.</w:t>
@@ -1097,11 +989,18 @@
         </w:tc>
       </w:tr>
       <w:tr>
+        <w:tblPrEx>
+          <w:tblCellMar>
+            <w:top w:w="0" w:type="dxa"/>
+            <w:bottom w:w="0" w:type="dxa"/>
+          </w:tblCellMar>
+        </w:tblPrEx>
         <w:trPr>
           <w:cantSplit/>
         </w:trPr>
         <w:tc>
           <w:tcPr>
+            <w:tcW w:w="0" w:type="auto"/>
             <w:vAlign w:val="center"/>
           </w:tcPr>
           <w:p>
@@ -1111,15 +1010,14 @@
             <w:r>
               <w:rPr>
                 <w:rStyle w:val="MdStrong"/>
-                <w:b/>
-                <w:bCs/>
               </w:rPr>
-              <w:t xml:space="preserve">Nghiệp vụ</w:t>
+              <w:t>Nghiệp vụ</w:t>
             </w:r>
           </w:p>
         </w:tc>
         <w:tc>
           <w:tcPr>
+            <w:tcW w:w="0" w:type="auto"/>
             <w:vAlign w:val="center"/>
           </w:tcPr>
           <w:p>
@@ -1127,12 +1025,13 @@
               <w:pStyle w:val="MdTableCell"/>
             </w:pPr>
             <w:r>
-              <w:t xml:space="preserve">2 khách cùng tranh nhau bấm mua 1 món hàng đang Sale.</w:t>
+              <w:t>2 khách cùng tranh nhau bấm mua 1 món hàng đang Sale.</w:t>
             </w:r>
           </w:p>
         </w:tc>
         <w:tc>
           <w:tcPr>
+            <w:tcW w:w="0" w:type="auto"/>
             <w:vAlign w:val="center"/>
           </w:tcPr>
           <w:p>
@@ -1145,13 +1044,11 @@
             <w:r>
               <w:rPr>
                 <w:rStyle w:val="MdStrong"/>
-                <w:b/>
-                <w:bCs/>
               </w:rPr>
-              <w:t xml:space="preserve">Database Transaction</w:t>
+              <w:t>Database Transaction</w:t>
             </w:r>
             <w:r>
-              <w:t xml:space="preserve">.</w:t>
+              <w:t>.</w:t>
             </w:r>
           </w:p>
         </w:tc>
@@ -1159,24 +1056,15 @@
     </w:tbl>
     <w:p>
       <w:pPr>
-        <w:pStyle w:val="MdHr"/>
-        <w:pBdr>
-          <w:bottom w:val="single" w:color="auto" w:sz="6" w:space="1"/>
-        </w:pBdr>
-      </w:pPr>
-    </w:p>
-    <w:p>
-      <w:pPr>
-        <w:pStyle w:val="MdSpace"/>
-      </w:pPr>
-    </w:p>
-    <w:p>
-      <w:pPr>
-        <w:pStyle w:val="Heading2"/>
+        <w:pStyle w:val="MdSpace"/>
+      </w:pPr>
+    </w:p>
+    <w:p>
+      <w:pPr>
         <w:pStyle w:val="MdHeading2"/>
       </w:pPr>
       <w:r>
-        <w:t xml:space="preserve">💬 7. Phản hồi từ Đội ngũ (Team Retrospective)</w:t>
+        <w:t>💬 7. Phản hồi từ Đội ngũ (Team Retrospective)</w:t>
       </w:r>
     </w:p>
     <w:p>
@@ -1184,7 +1072,7 @@
         <w:pStyle w:val="MdParagraph"/>
       </w:pPr>
       <w:r>
-        <w:t xml:space="preserve">Những viên gạch xây nên thành công chính là những bài học thực chiến đau thương:</w:t>
+        <w:t>Những viên gạch xây nên thành công chính là những bài học thực chiến đau thương:</w:t>
       </w:r>
     </w:p>
     <w:p>
@@ -1202,14 +1090,11 @@
       <w:r>
         <w:rPr>
           <w:rStyle w:val="MdStrong"/>
-          <w:b/>
-          <w:bCs/>
-        </w:rPr>
-        <w:t xml:space="preserve">Developer Nguyễn Văn A (Backend):</w:t>
-      </w:r>
-      <w:r>
-        <w:t xml:space="preserve">
-</w:t>
+        </w:rPr>
+        <w:t>Developer (Backend):</w:t>
+      </w:r>
+      <w:r>
+        <w:t xml:space="preserve"> </w:t>
       </w:r>
       <w:r>
         <w:rPr>
@@ -1217,7 +1102,7 @@
           <w:i/>
           <w:iCs/>
         </w:rPr>
-        <w:t xml:space="preserve">"Ban đầu cố gắng tự viết toàn bộ luồng Auth cực kỳ đau đầu dính lỗi Token hết hạn. May mắn nhóm kịp thời chuyển sang xài Auth Middleware chuyên nghiệp, giảm được 4 ngày mất ăn mất ngủ."</w:t>
+        <w:t>"Ban đầu cố gắng tự viết toàn bộ luồng Auth cực kỳ đau đầu dính lỗi Token hết hạn. May mắn nhóm kịp thời chuyển sang xài Auth Middleware chuyên nghiệp, giảm được 4 ngày mất ăn mất ngủ."</w:t>
       </w:r>
     </w:p>
     <w:p>
@@ -1235,14 +1120,11 @@
       <w:r>
         <w:rPr>
           <w:rStyle w:val="MdStrong"/>
-          <w:b/>
-          <w:bCs/>
-        </w:rPr>
-        <w:t xml:space="preserve">Designer Trần Thị B (Frontend):</w:t>
-      </w:r>
-      <w:r>
-        <w:t xml:space="preserve">
-</w:t>
+        </w:rPr>
+        <w:t>Designer (Frontend):</w:t>
+      </w:r>
+      <w:r>
+        <w:t xml:space="preserve"> </w:t>
       </w:r>
       <w:r>
         <w:rPr>
@@ -1250,34 +1132,21 @@
           <w:i/>
           <w:iCs/>
         </w:rPr>
-        <w:t xml:space="preserve">"Vẽ biểu đồ bằng CSS chay là một sai lầm tuổi trẻ. Dùng Recharts thư viện có sẵn giúp Biểu đồ Doanh thu Admin mượt mà như dùng Excel, tiết kiệm 80% sức lực."</w:t>
-      </w:r>
-    </w:p>
-    <w:p>
-      <w:pPr>
-        <w:pStyle w:val="MdSpace"/>
-      </w:pPr>
-    </w:p>
-    <w:p>
-      <w:pPr>
-        <w:pStyle w:val="MdHr"/>
-        <w:pBdr>
-          <w:bottom w:val="single" w:color="auto" w:sz="6" w:space="1"/>
-        </w:pBdr>
-      </w:pPr>
-    </w:p>
-    <w:p>
-      <w:pPr>
-        <w:pStyle w:val="MdSpace"/>
-      </w:pPr>
-    </w:p>
-    <w:p>
-      <w:pPr>
-        <w:pStyle w:val="Heading2"/>
+        <w:t>"Vẽ biểu đồ bằng CSS chay là một sai lầm tuổi trẻ. Dùng Recharts thư viện có sẵn giúp Biểu đồ Doanh thu Admin mượt mà như dùng Excel, tiết kiệm 80% sức lực."</w:t>
+      </w:r>
+    </w:p>
+    <w:p>
+      <w:pPr>
+        <w:pStyle w:val="MdSpace"/>
+      </w:pPr>
+    </w:p>
+    <w:p>
+      <w:pPr>
         <w:pStyle w:val="MdHeading2"/>
       </w:pPr>
       <w:r>
-        <w:t xml:space="preserve">🚀 8. Bài học Rút ra &amp; Đề xuất Cải tiến</w:t>
+        <w:lastRenderedPageBreak/>
+        <w:t>🚀 8. Bài học Rút ra &amp; Đề xuất Cải tiến</w:t>
       </w:r>
     </w:p>
     <w:p>
@@ -1285,7 +1154,7 @@
         <w:pStyle w:val="MdParagraph"/>
       </w:pPr>
       <w:r>
-        <w:t xml:space="preserve">Nhìn lại toàn bộ vòng đời phát triển dự án MERN Stack.</w:t>
+        <w:t>Nhìn lại toàn bộ vòng đời phát triển dự án MERN Stack.</w:t>
       </w:r>
     </w:p>
     <w:p>
@@ -1300,10 +1169,8 @@
       <w:r>
         <w:rPr>
           <w:rStyle w:val="MdStrong"/>
-          <w:b/>
-          <w:bCs/>
-        </w:rPr>
-        <w:t xml:space="preserve">Điểm Sáng (Strengths):</w:t>
+        </w:rPr>
+        <w:t>Điểm Sáng (Strengths):</w:t>
       </w:r>
     </w:p>
     <w:p>
@@ -1320,7 +1187,7 @@
         </w:numPr>
       </w:pPr>
       <w:r>
-        <w:t xml:space="preserve">Giao diện (UI) cực kỳ nịnh mắt, tương tác không độ trễ (Single Page App).</w:t>
+        <w:t>Giao diện (UI) cực kỳ nịnh mắt, tương tác không độ trễ (Single Page App).</w:t>
       </w:r>
     </w:p>
     <w:p>
@@ -1332,7 +1199,7 @@
         </w:numPr>
       </w:pPr>
       <w:r>
-        <w:t xml:space="preserve">Xử lý gọn gàng nghiệp vụ màng lọc chống phá hoại (Security).</w:t>
+        <w:t>Xử lý gọn gàng nghiệp vụ màng lọc chống phá hoại (Security).</w:t>
       </w:r>
     </w:p>
     <w:p>
@@ -1347,20 +1214,17 @@
       <w:r>
         <w:rPr>
           <w:rStyle w:val="MdStrong"/>
-          <w:b/>
-          <w:bCs/>
-        </w:rPr>
-        <w:t xml:space="preserve">Điểm Nghẽn (Weaknesses):</w:t>
-      </w:r>
-    </w:p>
-    <w:p>
-      <w:pPr>
-        <w:pStyle w:val="MdSpace"/>
-      </w:pPr>
-    </w:p>
-    <w:p>
-      <w:pPr>
-        <w:pStyle w:val="ListParagraph"/>
+        </w:rPr>
+        <w:t>Điểm Nghẽn (Weaknesses):</w:t>
+      </w:r>
+    </w:p>
+    <w:p>
+      <w:pPr>
+        <w:pStyle w:val="MdSpace"/>
+      </w:pPr>
+    </w:p>
+    <w:p>
+      <w:pPr>
         <w:pStyle w:val="MdListItem"/>
         <w:numPr>
           <w:ilvl w:val="0"/>
@@ -1368,7 +1232,7 @@
         </w:numPr>
       </w:pPr>
       <w:r>
-        <w:t xml:space="preserve">Khâu quản lý trạng thái Redux đôi khi gây rò rỉ bộ nhớ (Memory Leak) nhẹ ở máy cấu hình thấp.</w:t>
+        <w:t>Khâu quản lý trạng thái Redux đôi khi gây rò rỉ bộ nhớ (Memory Leak) nhẹ ở máy cấu hình thấp.</w:t>
       </w:r>
     </w:p>
     <w:p>
@@ -1383,20 +1247,17 @@
       <w:r>
         <w:rPr>
           <w:rStyle w:val="MdStrong"/>
-          <w:b/>
-          <w:bCs/>
-        </w:rPr>
-        <w:t xml:space="preserve">Đề xuất dự án Tương lai:</w:t>
-      </w:r>
-    </w:p>
-    <w:p>
-      <w:pPr>
-        <w:pStyle w:val="MdSpace"/>
-      </w:pPr>
-    </w:p>
-    <w:p>
-      <w:pPr>
-        <w:pStyle w:val="ListParagraph"/>
+        </w:rPr>
+        <w:t>Đề xuất dự án Tương lai:</w:t>
+      </w:r>
+    </w:p>
+    <w:p>
+      <w:pPr>
+        <w:pStyle w:val="MdSpace"/>
+      </w:pPr>
+    </w:p>
+    <w:p>
+      <w:pPr>
         <w:pStyle w:val="MdListItem"/>
         <w:numPr>
           <w:ilvl w:val="0"/>
@@ -1409,10 +1270,8 @@
       <w:r>
         <w:rPr>
           <w:rStyle w:val="MdStrong"/>
-          <w:b/>
-          <w:bCs/>
-        </w:rPr>
-        <w:t xml:space="preserve">TypeScript</w:t>
+        </w:rPr>
+        <w:t>TypeScript</w:t>
       </w:r>
       <w:r>
         <w:t xml:space="preserve"> để diệt lỗi ngay từ lúc gõ phím.</w:t>
@@ -1420,7 +1279,6 @@
     </w:p>
     <w:p>
       <w:pPr>
-        <w:pStyle w:val="ListParagraph"/>
         <w:pStyle w:val="MdListItem"/>
         <w:numPr>
           <w:ilvl w:val="0"/>
@@ -1428,54 +1286,48 @@
         </w:numPr>
       </w:pPr>
       <w:r>
-        <w:t xml:space="preserve">Thiết lập Robot tự động kéo Code lên mạng báo lỗi (</w:t>
+        <w:t>Thiết lập Robot tự động kéo Code lên mạng báo lỗi (</w:t>
       </w:r>
       <w:r>
         <w:rPr>
           <w:rStyle w:val="MdStrong"/>
-          <w:b/>
-          <w:bCs/>
-        </w:rPr>
-        <w:t xml:space="preserve">Github CI/CD</w:t>
-      </w:r>
-      <w:r>
-        <w:t xml:space="preserve">).</w:t>
-      </w:r>
-    </w:p>
-    <w:p>
-      <w:pPr>
-        <w:pStyle w:val="MdSpace"/>
-      </w:pPr>
-    </w:p>
-    <w:p>
-      <w:pPr>
-        <w:pStyle w:val="MdHr"/>
-        <w:pBdr>
-          <w:bottom w:val="single" w:color="auto" w:sz="6" w:space="1"/>
-        </w:pBdr>
-      </w:pPr>
-    </w:p>
-    <w:p>
-      <w:pPr>
-        <w:pStyle w:val="MdSpace"/>
-      </w:pPr>
-    </w:p>
-    <w:p>
-      <w:pPr>
-        <w:pStyle w:val="Heading2"/>
+        </w:rPr>
+        <w:t>Github CI/CD</w:t>
+      </w:r>
+      <w:r>
+        <w:t>).</w:t>
+      </w:r>
+    </w:p>
+    <w:p>
+      <w:pPr>
+        <w:pStyle w:val="MdSpace"/>
+      </w:pPr>
+    </w:p>
+    <w:p>
+      <w:pPr>
+        <w:pStyle w:val="MdSpace"/>
+      </w:pPr>
+    </w:p>
+    <w:p>
+      <w:pPr>
         <w:pStyle w:val="MdHeading2"/>
       </w:pPr>
       <w:r>
-        <w:t xml:space="preserve">💻 9. Demo Sản Phẩm Trực Tiếp (Live Sneak Peek)</w:t>
-      </w:r>
-    </w:p>
-    <w:p>
-      <w:pPr>
-        <w:pStyle w:val="Heading3"/>
+        <w:t xml:space="preserve">💻 9. Demo Sản </w:t>
+      </w:r>
+      <w:r>
+        <w:t>p</w:t>
+      </w:r>
+      <w:r>
+        <w:t>hẩm</w:t>
+      </w:r>
+    </w:p>
+    <w:p>
+      <w:pPr>
         <w:pStyle w:val="MdHeading3"/>
       </w:pPr>
       <w:r>
-        <w:t xml:space="preserve">9.1 Giao diện Khách mua sắm</w:t>
+        <w:t>9.1 Giao diện Khách mua sắm</w:t>
       </w:r>
     </w:p>
     <w:p>
@@ -1485,44 +1337,29 @@
       <w:r>
         <w:rPr>
           <w:rStyle w:val="MdEm"/>
-          <w:i/>
-          <w:iCs/>
-        </w:rPr>
-        <w:t xml:space="preserve">(Mô tả: Hình ảnh luồng Khách hàng tìm kiếm sản phẩm và trải nghiệm mua sắm mượt mà)</w:t>
-      </w:r>
-      <w:r>
-        <w:t xml:space="preserve">
-</w:t>
-      </w:r>
-      <w:r>
-        <w:t xml:space="preserve">[!w:800px Trang Chủ User](https://images.unsplash.com/photo-1607082348824-0a96f2a4b9da?auto=format&amp;fit=crop&amp;w=800)</w:t>
-      </w:r>
-    </w:p>
-    <w:p>
-      <w:pPr>
-        <w:pStyle w:val="MdSpace"/>
-      </w:pPr>
-    </w:p>
-    <w:p>
-      <w:pPr>
-        <w:pStyle w:val="MdHr"/>
-        <w:pBdr>
-          <w:bottom w:val="single" w:color="auto" w:sz="6" w:space="1"/>
-        </w:pBdr>
-      </w:pPr>
-    </w:p>
-    <w:p>
-      <w:pPr>
-        <w:pStyle w:val="MdSpace"/>
-      </w:pPr>
-    </w:p>
-    <w:p>
-      <w:pPr>
-        <w:pStyle w:val="Heading3"/>
+        </w:rPr>
+        <w:t>(Mô tả: Hình ảnh luồng Khách hàng tìm kiếm sản phẩm và trải nghiệm mua sắm mượt mà)</w:t>
+      </w:r>
+      <w:r>
+        <w:t xml:space="preserve"> [!w:800px Trang Chủ User](https://images.unsplash.com/photo-1607082348824-0a96f2a4b9da?auto=format&amp;fit=crop&amp;w=800)</w:t>
+      </w:r>
+    </w:p>
+    <w:p>
+      <w:pPr>
+        <w:pStyle w:val="MdSpace"/>
+      </w:pPr>
+    </w:p>
+    <w:p>
+      <w:pPr>
+        <w:pStyle w:val="MdSpace"/>
+      </w:pPr>
+    </w:p>
+    <w:p>
+      <w:pPr>
         <w:pStyle w:val="MdHeading3"/>
       </w:pPr>
       <w:r>
-        <w:t xml:space="preserve">9.2 Biểu đồ Quản trị Viên (Dashboard)</w:t>
+        <w:t>9.2 Biểu đồ Quản trị Viên (Dashboard)</w:t>
       </w:r>
     </w:p>
     <w:p>
@@ -1532,53 +1369,37 @@
       <w:r>
         <w:rPr>
           <w:rStyle w:val="MdEm"/>
-          <w:i/>
-          <w:iCs/>
-        </w:rPr>
-        <w:t xml:space="preserve">(Mô tả: Admin vào kiểm duyệt đơn, nhìn biểu đồ Mọc nến Doanh thu các ngày)</w:t>
-      </w:r>
-      <w:r>
-        <w:t xml:space="preserve">
-</w:t>
-      </w:r>
-      <w:r>
-        <w:t xml:space="preserve">[!w:800px Trang Admin](https://images.unsplash.com/photo-1551288049-bebda4e38f71?auto=format&amp;fit=crop&amp;w=800)</w:t>
-      </w:r>
-    </w:p>
-    <w:p>
-      <w:pPr>
-        <w:pStyle w:val="MdSpace"/>
-      </w:pPr>
-    </w:p>
-    <w:p>
-      <w:pPr>
-        <w:pStyle w:val="MdHr"/>
-        <w:pBdr>
-          <w:bottom w:val="single" w:color="auto" w:sz="6" w:space="1"/>
-        </w:pBdr>
-      </w:pPr>
-    </w:p>
-    <w:p>
-      <w:pPr>
-        <w:pStyle w:val="MdSpace"/>
-      </w:pPr>
-    </w:p>
-    <w:p>
-      <w:pPr>
-        <w:pStyle w:val="Heading2"/>
+        </w:rPr>
+        <w:t>(Mô tả: Admin vào kiểm duyệt đơn, nhìn biểu đồ Mọc nến Doanh thu các ngày)</w:t>
+      </w:r>
+      <w:r>
+        <w:t xml:space="preserve"> [!w:800px Trang Admin](https://images.unsplash.com/photo-1551288049-bebda4e38f71?auto=format&amp;fit=crop&amp;w=800)</w:t>
+      </w:r>
+    </w:p>
+    <w:p>
+      <w:pPr>
+        <w:pStyle w:val="MdSpace"/>
+      </w:pPr>
+    </w:p>
+    <w:p>
+      <w:pPr>
+        <w:pStyle w:val="MdSpace"/>
+      </w:pPr>
+    </w:p>
+    <w:p>
+      <w:pPr>
         <w:pStyle w:val="MdHeading2"/>
       </w:pPr>
       <w:r>
-        <w:t xml:space="preserve">🙏 10. Lời Cảm Ơn &amp; Hỏi Đáp (Q&amp;A)</w:t>
-      </w:r>
-    </w:p>
-    <w:p>
-      <w:pPr>
-        <w:pStyle w:val="Heading3"/>
+        <w:t>🙏 10. Lời Cảm Ơn &amp; Hỏi Đáp (Q&amp;A)</w:t>
+      </w:r>
+    </w:p>
+    <w:p>
+      <w:pPr>
         <w:pStyle w:val="MdHeading3"/>
       </w:pPr>
       <w:r>
-        <w:t xml:space="preserve">"Một phần mềm tốt không tự sinh ra, nó được đẽo gọt từ những phản hồi."</w:t>
+        <w:t>"Một phần mềm tốt không tự sinh ra, nó được đẽo gọt từ những phản hồi."</w:t>
       </w:r>
     </w:p>
     <w:p>
@@ -1586,7 +1407,7 @@
         <w:pStyle w:val="MdParagraph"/>
       </w:pPr>
       <w:r>
-        <w:t xml:space="preserve">Nhóm Thủy Lợi N5 xin chân thành cảm ơn các Thầy Cô đã tạo điều kiện. Rất mong được lắng nghe những câu hỏi phản biện từ Hội đồng thẩm định!</w:t>
+        <w:t>Nhóm Thủy Lợi N5 xin chân thành cảm ơn các Thầy Cô đã tạo điều kiện. Rất mong được lắng nghe những câu hỏi phản biện từ Hội đồng thẩm định!</w:t>
       </w:r>
     </w:p>
     <w:p>
@@ -1601,105 +1422,27 @@
       <w:r>
         <w:rPr>
           <w:rStyle w:val="MdStrong"/>
-          <w:b/>
-          <w:bCs/>
-        </w:rPr>
-        <w:t xml:space="preserve">❓ Q&amp;A Time!</w:t>
+        </w:rPr>
+        <w:t>❓ Q&amp;A Time!</w:t>
       </w:r>
     </w:p>
     <w:sectPr>
-      <w:pgSz w:w="11906" w:h="16838" w:orient="portrait"/>
+      <w:pgSz w:w="11906" w:h="16838"/>
       <w:pgMar w:top="1440" w:right="1440" w:bottom="1440" w:left="1440" w:header="708" w:footer="708" w:gutter="0"/>
-      <w:pgNumType/>
+      <w:cols w:space="720"/>
       <w:docGrid w:linePitch="360"/>
     </w:sectPr>
   </w:body>
 </w:document>
 </file>
 
-<file path=word/comments.xml><?xml version="1.0" encoding="utf-8"?>
-<w:comments xmlns:cx="http://schemas.microsoft.com/office/drawing/2014/chartex" xmlns:cx1="http://schemas.microsoft.com/office/drawing/2015/9/8/chartex" xmlns:cx2="http://schemas.microsoft.com/office/drawing/2015/10/21/chartex" xmlns:cx3="http://schemas.microsoft.com/office/drawing/2016/5/9/chartex" xmlns:cx4="http://schemas.microsoft.com/office/drawing/2016/5/10/chartex" xmlns:cx5="http://schemas.microsoft.com/office/drawing/2016/5/11/chartex" xmlns:cx6="http://schemas.microsoft.com/office/drawing/2016/5/12/chartex" xmlns:cx7="http://schemas.microsoft.com/office/drawing/2016/5/13/chartex" xmlns:cx8="http://schemas.microsoft.com/office/drawing/2016/5/14/chartex" xmlns:mc="http://schemas.openxmlformats.org/markup-compatibility/2006" xmlns:aink="http://schemas.microsoft.com/office/drawing/2016/ink" xmlns:am3d="http://schemas.microsoft.com/office/drawing/2017/model3d" xmlns:o="urn:schemas-microsoft-com:office:office" xmlns:r="http://schemas.openxmlformats.org/officeDocument/2006/relationships" xmlns:m="http://schemas.openxmlformats.org/officeDocument/2006/math" xmlns:v="urn:schemas-microsoft-com:vml" xmlns:wp14="http://schemas.microsoft.com/office/word/2010/wordprocessingDrawing" xmlns:wp="http://schemas.openxmlformats.org/drawingml/2006/wordprocessingDrawing" xmlns:w10="urn:schemas-microsoft-com:office:word" xmlns:w="http://schemas.openxmlformats.org/wordprocessingml/2006/main" xmlns:w14="http://schemas.microsoft.com/office/word/2010/wordml" xmlns:w15="http://schemas.microsoft.com/office/word/2012/wordml" xmlns:w16cex="http://schemas.microsoft.com/office/word/2018/wordml/cex" xmlns:w16cid="http://schemas.microsoft.com/office/word/2016/wordml/cid" xmlns:w16="http://schemas.microsoft.com/office/word/2018/wordml" xmlns:w16sdtdh="http://schemas.microsoft.com/office/word/2020/wordml/sdtdatahash" xmlns:w16se="http://schemas.microsoft.com/office/word/2015/wordml/symex" xmlns:wpg="http://schemas.microsoft.com/office/word/2010/wordprocessingGroup" xmlns:wpi="http://schemas.microsoft.com/office/word/2010/wordprocessingInk" xmlns:wne="http://schemas.microsoft.com/office/word/2006/wordml" xmlns:wps="http://schemas.microsoft.com/office/word/2010/wordprocessingShape"/>
-</file>
-
-<file path=word/endnotes.xml><?xml version="1.0" encoding="utf-8"?>
-<w:endnotes xmlns:wpc="http://schemas.microsoft.com/office/word/2010/wordprocessingCanvas" xmlns:mc="http://schemas.openxmlformats.org/markup-compatibility/2006" xmlns:o="urn:schemas-microsoft-com:office:office" xmlns:r="http://schemas.openxmlformats.org/officeDocument/2006/relationships" xmlns:m="http://schemas.openxmlformats.org/officeDocument/2006/math" xmlns:v="urn:schemas-microsoft-com:vml" xmlns:wp14="http://schemas.microsoft.com/office/word/2010/wordprocessingDrawing" xmlns:wp="http://schemas.openxmlformats.org/drawingml/2006/wordprocessingDrawing" xmlns:w10="urn:schemas-microsoft-com:office:word" xmlns:w="http://schemas.openxmlformats.org/wordprocessingml/2006/main" xmlns:w14="http://schemas.microsoft.com/office/word/2010/wordml" xmlns:w15="http://schemas.microsoft.com/office/word/2012/wordml" xmlns:wpg="http://schemas.microsoft.com/office/word/2010/wordprocessingGroup" xmlns:wpi="http://schemas.microsoft.com/office/word/2010/wordprocessingInk" xmlns:wne="http://schemas.microsoft.com/office/word/2006/wordml" xmlns:wps="http://schemas.microsoft.com/office/word/2010/wordprocessingShape" mc:Ignorable="w14 w15 wp14">
-  <w:endnote w:type="separator" w:id="-1">
-    <w:p>
-      <w:pPr>
-        <w:spacing w:after="0" w:line="240" w:lineRule="auto"/>
-      </w:pPr>
-      <w:r>
-        <w:rPr>
-          <w:rStyle w:val="EndnoteReference"/>
-        </w:rPr>
-        <w:endnoteRef/>
-      </w:r>
-      <w:r>
-        <w:separator/>
-      </w:r>
-    </w:p>
-  </w:endnote>
-  <w:endnote w:type="continuationSeparator" w:id="0">
-    <w:p>
-      <w:pPr>
-        <w:spacing w:after="0" w:line="240" w:lineRule="auto"/>
-      </w:pPr>
-      <w:r>
-        <w:rPr>
-          <w:rStyle w:val="EndnoteReference"/>
-        </w:rPr>
-        <w:endnoteRef/>
-      </w:r>
-      <w:r>
-        <w:continuationSeparator/>
-      </w:r>
-    </w:p>
-  </w:endnote>
-</w:endnotes>
-</file>
-
-<file path=word/footnotes.xml><?xml version="1.0" encoding="utf-8"?>
-<w:footnotes xmlns:wpc="http://schemas.microsoft.com/office/word/2010/wordprocessingCanvas" xmlns:mc="http://schemas.openxmlformats.org/markup-compatibility/2006" xmlns:o="urn:schemas-microsoft-com:office:office" xmlns:r="http://schemas.openxmlformats.org/officeDocument/2006/relationships" xmlns:m="http://schemas.openxmlformats.org/officeDocument/2006/math" xmlns:v="urn:schemas-microsoft-com:vml" xmlns:wp14="http://schemas.microsoft.com/office/word/2010/wordprocessingDrawing" xmlns:wp="http://schemas.openxmlformats.org/drawingml/2006/wordprocessingDrawing" xmlns:w10="urn:schemas-microsoft-com:office:word" xmlns:w="http://schemas.openxmlformats.org/wordprocessingml/2006/main" xmlns:w14="http://schemas.microsoft.com/office/word/2010/wordml" xmlns:w15="http://schemas.microsoft.com/office/word/2012/wordml" xmlns:wpg="http://schemas.microsoft.com/office/word/2010/wordprocessingGroup" xmlns:wpi="http://schemas.microsoft.com/office/word/2010/wordprocessingInk" xmlns:wne="http://schemas.microsoft.com/office/word/2006/wordml" xmlns:wps="http://schemas.microsoft.com/office/word/2010/wordprocessingShape" mc:Ignorable="w14 w15 wp14">
-  <w:footnote w:type="separator" w:id="-1">
-    <w:p>
-      <w:pPr>
-        <w:spacing w:after="0" w:line="240" w:lineRule="auto"/>
-      </w:pPr>
-      <w:r>
-        <w:rPr>
-          <w:rStyle w:val="FootnoteReference"/>
-        </w:rPr>
-        <w:footnoteRef/>
-      </w:r>
-      <w:r>
-        <w:separator/>
-      </w:r>
-    </w:p>
-  </w:footnote>
-  <w:footnote w:type="continuationSeparator" w:id="0">
-    <w:p>
-      <w:pPr>
-        <w:spacing w:after="0" w:line="240" w:lineRule="auto"/>
-      </w:pPr>
-      <w:r>
-        <w:rPr>
-          <w:rStyle w:val="FootnoteReference"/>
-        </w:rPr>
-        <w:footnoteRef/>
-      </w:r>
-      <w:r>
-        <w:continuationSeparator/>
-      </w:r>
-    </w:p>
-  </w:footnote>
-</w:footnotes>
-</file>
-
 <file path=word/numbering.xml><?xml version="1.0" encoding="utf-8"?>
-<w:numbering xmlns:wpc="http://schemas.microsoft.com/office/word/2010/wordprocessingCanvas" xmlns:mc="http://schemas.openxmlformats.org/markup-compatibility/2006" xmlns:o="urn:schemas-microsoft-com:office:office" xmlns:r="http://schemas.openxmlformats.org/officeDocument/2006/relationships" xmlns:m="http://schemas.openxmlformats.org/officeDocument/2006/math" xmlns:v="urn:schemas-microsoft-com:vml" xmlns:wp14="http://schemas.microsoft.com/office/word/2010/wordprocessingDrawing" xmlns:wp="http://schemas.openxmlformats.org/drawingml/2006/wordprocessingDrawing" xmlns:w10="urn:schemas-microsoft-com:office:word" xmlns:w="http://schemas.openxmlformats.org/wordprocessingml/2006/main" xmlns:w14="http://schemas.microsoft.com/office/word/2010/wordml" xmlns:w15="http://schemas.microsoft.com/office/word/2012/wordml" xmlns:wpg="http://schemas.microsoft.com/office/word/2010/wordprocessingGroup" xmlns:wpi="http://schemas.microsoft.com/office/word/2010/wordprocessingInk" xmlns:wne="http://schemas.microsoft.com/office/word/2006/wordml" xmlns:wps="http://schemas.microsoft.com/office/word/2010/wordprocessingShape" mc:Ignorable="w14 w15 wp14">
-  <w:abstractNum w:abstractNumId="1" w15:restartNumberingAfterBreak="0">
+<w:numbering xmlns:wpc="http://schemas.microsoft.com/office/word/2010/wordprocessingCanvas" xmlns:cx="http://schemas.microsoft.com/office/drawing/2014/chartex" xmlns:cx1="http://schemas.microsoft.com/office/drawing/2015/9/8/chartex" xmlns:cx2="http://schemas.microsoft.com/office/drawing/2015/10/21/chartex" xmlns:cx3="http://schemas.microsoft.com/office/drawing/2016/5/9/chartex" xmlns:cx4="http://schemas.microsoft.com/office/drawing/2016/5/10/chartex" xmlns:cx5="http://schemas.microsoft.com/office/drawing/2016/5/11/chartex" xmlns:cx6="http://schemas.microsoft.com/office/drawing/2016/5/12/chartex" xmlns:cx7="http://schemas.microsoft.com/office/drawing/2016/5/13/chartex" xmlns:cx8="http://schemas.microsoft.com/office/drawing/2016/5/14/chartex" xmlns:mc="http://schemas.openxmlformats.org/markup-compatibility/2006" xmlns:aink="http://schemas.microsoft.com/office/drawing/2016/ink" xmlns:am3d="http://schemas.microsoft.com/office/drawing/2017/model3d" xmlns:o="urn:schemas-microsoft-com:office:office" xmlns:oel="http://schemas.microsoft.com/office/2019/extlst" xmlns:r="http://schemas.openxmlformats.org/officeDocument/2006/relationships" xmlns:m="http://schemas.openxmlformats.org/officeDocument/2006/math" xmlns:v="urn:schemas-microsoft-com:vml" xmlns:wp14="http://schemas.microsoft.com/office/word/2010/wordprocessingDrawing" xmlns:wp="http://schemas.openxmlformats.org/drawingml/2006/wordprocessingDrawing" xmlns:w10="urn:schemas-microsoft-com:office:word" xmlns:w="http://schemas.openxmlformats.org/wordprocessingml/2006/main" xmlns:w14="http://schemas.microsoft.com/office/word/2010/wordml" xmlns:w15="http://schemas.microsoft.com/office/word/2012/wordml" xmlns:w16cex="http://schemas.microsoft.com/office/word/2018/wordml/cex" xmlns:w16cid="http://schemas.microsoft.com/office/word/2016/wordml/cid" xmlns:w16="http://schemas.microsoft.com/office/word/2018/wordml" xmlns:w16du="http://schemas.microsoft.com/office/word/2023/wordml/word16du" xmlns:w16sdtdh="http://schemas.microsoft.com/office/word/2020/wordml/sdtdatahash" xmlns:w16sdtfl="http://schemas.microsoft.com/office/word/2024/wordml/sdtformatlock" xmlns:w16se="http://schemas.microsoft.com/office/word/2015/wordml/symex" xmlns:wpg="http://schemas.microsoft.com/office/word/2010/wordprocessingGroup" xmlns:wpi="http://schemas.microsoft.com/office/word/2010/wordprocessingInk" xmlns:wne="http://schemas.microsoft.com/office/word/2006/wordml" xmlns:wps="http://schemas.microsoft.com/office/word/2010/wordprocessingShape" mc:Ignorable="w14 w15 w16se w16cid w16 w16cex w16sdtdh w16sdtfl w16du wp14">
+  <w:abstractNum w:abstractNumId="0" w15:restartNumberingAfterBreak="0">
+    <w:nsid w:val="0403249A"/>
     <w:multiLevelType w:val="hybridMultilevel"/>
-    <w:lvl w:ilvl="0" w15:tentative="1">
+    <w:tmpl w:val="D6D66A9C"/>
+    <w:lvl w:ilvl="0" w:tplc="4874F254">
       <w:start w:val="1"/>
       <w:numFmt w:val="bullet"/>
       <w:lvlText w:val="●"/>
@@ -1708,7 +1451,7 @@
         <w:ind w:left="720" w:hanging="360"/>
       </w:pPr>
     </w:lvl>
-    <w:lvl w:ilvl="1" w15:tentative="1">
+    <w:lvl w:ilvl="1" w:tplc="157ECBDE">
       <w:start w:val="1"/>
       <w:numFmt w:val="bullet"/>
       <w:lvlText w:val="○"/>
@@ -1717,7 +1460,7 @@
         <w:ind w:left="1440" w:hanging="360"/>
       </w:pPr>
     </w:lvl>
-    <w:lvl w:ilvl="2" w15:tentative="1">
+    <w:lvl w:ilvl="2" w:tplc="82881142">
       <w:start w:val="1"/>
       <w:numFmt w:val="bullet"/>
       <w:lvlText w:val="■"/>
@@ -1726,7 +1469,7 @@
         <w:ind w:left="2160" w:hanging="360"/>
       </w:pPr>
     </w:lvl>
-    <w:lvl w:ilvl="3" w15:tentative="1">
+    <w:lvl w:ilvl="3" w:tplc="54FEFE62">
       <w:start w:val="1"/>
       <w:numFmt w:val="bullet"/>
       <w:lvlText w:val="●"/>
@@ -1735,7 +1478,7 @@
         <w:ind w:left="2880" w:hanging="360"/>
       </w:pPr>
     </w:lvl>
-    <w:lvl w:ilvl="4" w15:tentative="1">
+    <w:lvl w:ilvl="4" w:tplc="A42824DE">
       <w:start w:val="1"/>
       <w:numFmt w:val="bullet"/>
       <w:lvlText w:val="○"/>
@@ -1744,7 +1487,7 @@
         <w:ind w:left="3600" w:hanging="360"/>
       </w:pPr>
     </w:lvl>
-    <w:lvl w:ilvl="5" w15:tentative="1">
+    <w:lvl w:ilvl="5" w:tplc="DCC654D0">
       <w:start w:val="1"/>
       <w:numFmt w:val="bullet"/>
       <w:lvlText w:val="■"/>
@@ -1753,7 +1496,7 @@
         <w:ind w:left="4320" w:hanging="360"/>
       </w:pPr>
     </w:lvl>
-    <w:lvl w:ilvl="6" w15:tentative="1">
+    <w:lvl w:ilvl="6" w:tplc="1AA69F6C">
       <w:start w:val="1"/>
       <w:numFmt w:val="bullet"/>
       <w:lvlText w:val="●"/>
@@ -1762,7 +1505,7 @@
         <w:ind w:left="5040" w:hanging="360"/>
       </w:pPr>
     </w:lvl>
-    <w:lvl w:ilvl="7" w15:tentative="1">
+    <w:lvl w:ilvl="7" w:tplc="59CE9768">
       <w:start w:val="1"/>
       <w:numFmt w:val="bullet"/>
       <w:lvlText w:val="●"/>
@@ -1771,7 +1514,7 @@
         <w:ind w:left="5760" w:hanging="360"/>
       </w:pPr>
     </w:lvl>
-    <w:lvl w:ilvl="8" w15:tentative="1">
+    <w:lvl w:ilvl="8" w:tplc="20AEF90C">
       <w:start w:val="1"/>
       <w:numFmt w:val="bullet"/>
       <w:lvlText w:val="●"/>
@@ -1781,115 +1524,129 @@
       </w:pPr>
     </w:lvl>
   </w:abstractNum>
+  <w:abstractNum w:abstractNumId="1" w15:restartNumberingAfterBreak="0">
+    <w:nsid w:val="09A8264C"/>
+    <w:multiLevelType w:val="hybridMultilevel"/>
+    <w:tmpl w:val="BF281AF6"/>
+    <w:lvl w:ilvl="0" w:tplc="AEC2B47C">
+      <w:start w:val="1"/>
+      <w:numFmt w:val="bullet"/>
+      <w:lvlText w:val="•"/>
+      <w:lvlJc w:val="left"/>
+    </w:lvl>
+    <w:lvl w:ilvl="1" w:tplc="8698FA2E">
+      <w:start w:val="1"/>
+      <w:numFmt w:val="bullet"/>
+      <w:lvlText w:val="■"/>
+      <w:lvlJc w:val="left"/>
+    </w:lvl>
+    <w:lvl w:ilvl="2" w:tplc="44E6A958">
+      <w:start w:val="1"/>
+      <w:numFmt w:val="bullet"/>
+      <w:lvlText w:val="▶"/>
+      <w:lvlJc w:val="left"/>
+    </w:lvl>
+    <w:lvl w:ilvl="3" w:tplc="40546BE6">
+      <w:start w:val="1"/>
+      <w:numFmt w:val="bullet"/>
+      <w:lvlText w:val="▲"/>
+      <w:lvlJc w:val="left"/>
+    </w:lvl>
+    <w:lvl w:ilvl="4" w:tplc="BD0AAE2C">
+      <w:start w:val="1"/>
+      <w:numFmt w:val="bullet"/>
+      <w:lvlText w:val="◆"/>
+      <w:lvlJc w:val="left"/>
+    </w:lvl>
+    <w:lvl w:ilvl="5" w:tplc="59604FB2">
+      <w:start w:val="1"/>
+      <w:numFmt w:val="bullet"/>
+      <w:lvlText w:val="●"/>
+      <w:lvlJc w:val="left"/>
+    </w:lvl>
+    <w:lvl w:ilvl="6" w:tplc="D6DEB73E">
+      <w:start w:val="1"/>
+      <w:numFmt w:val="bullet"/>
+      <w:lvlText w:val="□"/>
+      <w:lvlJc w:val="left"/>
+    </w:lvl>
+    <w:lvl w:ilvl="7" w:tplc="4276FFE8">
+      <w:numFmt w:val="decimal"/>
+      <w:lvlText w:val=""/>
+      <w:lvlJc w:val="left"/>
+    </w:lvl>
+    <w:lvl w:ilvl="8" w:tplc="25581AD0">
+      <w:numFmt w:val="decimal"/>
+      <w:lvlText w:val=""/>
+      <w:lvlJc w:val="left"/>
+    </w:lvl>
+  </w:abstractNum>
   <w:abstractNum w:abstractNumId="2" w15:restartNumberingAfterBreak="0">
-    <w:multiLevelType w:val="hybridMultilevel"/>
-    <w:lvl w:ilvl="0" w15:tentative="1">
+    <w:nsid w:val="503C55F4"/>
+    <w:multiLevelType w:val="multilevel"/>
+    <w:tmpl w:val="698203BC"/>
+    <w:lvl w:ilvl="0">
       <w:start w:val="1"/>
       <w:numFmt w:val="decimal"/>
       <w:lvlText w:val="%1"/>
-      <w:lvlJc w:val="start"/>
+      <w:lvlJc w:val="left"/>
     </w:lvl>
-    <w:lvl w:ilvl="1" w15:tentative="1">
+    <w:lvl w:ilvl="1">
       <w:start w:val="1"/>
       <w:numFmt w:val="decimal"/>
       <w:lvlText w:val="%1.%2"/>
-      <w:lvlJc w:val="start"/>
+      <w:lvlJc w:val="left"/>
     </w:lvl>
-    <w:lvl w:ilvl="2" w15:tentative="1">
+    <w:lvl w:ilvl="2">
       <w:start w:val="1"/>
       <w:numFmt w:val="decimal"/>
       <w:lvlText w:val="%1.%2.%3"/>
-      <w:lvlJc w:val="start"/>
+      <w:lvlJc w:val="left"/>
     </w:lvl>
-    <w:lvl w:ilvl="3" w15:tentative="1">
+    <w:lvl w:ilvl="3">
       <w:start w:val="1"/>
       <w:numFmt w:val="decimal"/>
       <w:lvlText w:val="%4)"/>
-      <w:lvlJc w:val="start"/>
+      <w:lvlJc w:val="left"/>
     </w:lvl>
-    <w:lvl w:ilvl="4" w15:tentative="1">
+    <w:lvl w:ilvl="4">
       <w:start w:val="1"/>
       <w:numFmt w:val="decimal"/>
       <w:lvlText w:val="%5)"/>
-      <w:lvlJc w:val="start"/>
+      <w:lvlJc w:val="left"/>
     </w:lvl>
-    <w:lvl w:ilvl="5" w15:tentative="1">
+    <w:lvl w:ilvl="5">
       <w:start w:val="1"/>
       <w:numFmt w:val="decimal"/>
       <w:lvlText w:val="%6)"/>
-      <w:lvlJc w:val="start"/>
+      <w:lvlJc w:val="left"/>
     </w:lvl>
-    <w:lvl w:ilvl="6" w15:tentative="1">
+    <w:lvl w:ilvl="6">
       <w:start w:val="1"/>
       <w:numFmt w:val="decimal"/>
       <w:lvlText w:val="%7)"/>
-      <w:lvlJc w:val="start"/>
+      <w:lvlJc w:val="left"/>
     </w:lvl>
-    <w:lvl w:ilvl="7" w15:tentative="1">
+    <w:lvl w:ilvl="7">
       <w:start w:val="1"/>
       <w:numFmt w:val="decimal"/>
       <w:lvlText w:val="%8)"/>
-      <w:lvlJc w:val="start"/>
+      <w:lvlJc w:val="left"/>
     </w:lvl>
-    <w:lvl w:ilvl="8" w15:tentative="1">
+    <w:lvl w:ilvl="8">
       <w:start w:val="1"/>
       <w:numFmt w:val="decimal"/>
       <w:lvlText w:val="%9)"/>
-      <w:lvlJc w:val="start"/>
+      <w:lvlJc w:val="left"/>
     </w:lvl>
   </w:abstractNum>
-  <w:abstractNum w:abstractNumId="3" w15:restartNumberingAfterBreak="0">
-    <w:multiLevelType w:val="hybridMultilevel"/>
-    <w:lvl w:ilvl="0" w15:tentative="1">
-      <w:start w:val="1"/>
-      <w:numFmt w:val="bullet"/>
-      <w:lvlText w:val="•"/>
-      <w:lvlJc w:val="start"/>
-    </w:lvl>
-    <w:lvl w:ilvl="1" w15:tentative="1">
-      <w:start w:val="1"/>
-      <w:numFmt w:val="bullet"/>
-      <w:lvlText w:val="■"/>
-      <w:lvlJc w:val="start"/>
-    </w:lvl>
-    <w:lvl w:ilvl="2" w15:tentative="1">
-      <w:start w:val="1"/>
-      <w:numFmt w:val="bullet"/>
-      <w:lvlText w:val="▶"/>
-      <w:lvlJc w:val="start"/>
-    </w:lvl>
-    <w:lvl w:ilvl="3" w15:tentative="1">
-      <w:start w:val="1"/>
-      <w:numFmt w:val="bullet"/>
-      <w:lvlText w:val="▲"/>
-      <w:lvlJc w:val="start"/>
-    </w:lvl>
-    <w:lvl w:ilvl="4" w15:tentative="1">
-      <w:start w:val="1"/>
-      <w:numFmt w:val="bullet"/>
-      <w:lvlText w:val="◆"/>
-      <w:lvlJc w:val="start"/>
-    </w:lvl>
-    <w:lvl w:ilvl="5" w15:tentative="1">
-      <w:start w:val="1"/>
-      <w:numFmt w:val="bullet"/>
-      <w:lvlText w:val="●"/>
-      <w:lvlJc w:val="start"/>
-    </w:lvl>
-    <w:lvl w:ilvl="6" w15:tentative="1">
-      <w:start w:val="1"/>
-      <w:numFmt w:val="bullet"/>
-      <w:lvlText w:val="□"/>
-      <w:lvlJc w:val="start"/>
-    </w:lvl>
-  </w:abstractNum>
-  <w:num w:numId="1">
-    <w:abstractNumId w:val="1"/>
+  <w:num w:numId="1" w16cid:durableId="1224950101">
+    <w:abstractNumId w:val="0"/>
     <w:lvlOverride w:ilvl="0">
       <w:startOverride w:val="1"/>
     </w:lvlOverride>
   </w:num>
-  <w:num w:numId="2">
+  <w:num w:numId="2" w16cid:durableId="479272899">
     <w:abstractNumId w:val="2"/>
     <w:lvlOverride w:ilvl="0">
       <w:startOverride w:val="1"/>
@@ -1899,38 +1656,407 @@
 </file>
 
 <file path=word/styles.xml><?xml version="1.0" encoding="utf-8"?>
-<w:styles xmlns:mc="http://schemas.openxmlformats.org/markup-compatibility/2006" xmlns:r="http://schemas.openxmlformats.org/officeDocument/2006/relationships" xmlns:w="http://schemas.openxmlformats.org/wordprocessingml/2006/main" xmlns:w14="http://schemas.microsoft.com/office/word/2010/wordml" xmlns:w15="http://schemas.microsoft.com/office/word/2012/wordml" mc:Ignorable="w14 w15">
+<w:styles xmlns:mc="http://schemas.openxmlformats.org/markup-compatibility/2006" xmlns:r="http://schemas.openxmlformats.org/officeDocument/2006/relationships" xmlns:w="http://schemas.openxmlformats.org/wordprocessingml/2006/main" xmlns:w14="http://schemas.microsoft.com/office/word/2010/wordml" xmlns:w15="http://schemas.microsoft.com/office/word/2012/wordml" xmlns:w16cex="http://schemas.microsoft.com/office/word/2018/wordml/cex" xmlns:w16cid="http://schemas.microsoft.com/office/word/2016/wordml/cid" xmlns:w16="http://schemas.microsoft.com/office/word/2018/wordml" xmlns:w16du="http://schemas.microsoft.com/office/word/2023/wordml/word16du" xmlns:w16sdtdh="http://schemas.microsoft.com/office/word/2020/wordml/sdtdatahash" xmlns:w16sdtfl="http://schemas.microsoft.com/office/word/2024/wordml/sdtformatlock" xmlns:w16se="http://schemas.microsoft.com/office/word/2015/wordml/symex" mc:Ignorable="w14 w15 w16se w16cid w16 w16cex w16sdtdh w16sdtfl w16du">
   <w:docDefaults>
     <w:rPrDefault>
       <w:rPr>
+        <w:rFonts w:ascii="Times New Roman" w:eastAsia="Times New Roman" w:hAnsi="Times New Roman" w:cs="Times New Roman"/>
         <w:sz w:val="24"/>
         <w:szCs w:val="24"/>
+        <w:lang w:val="en-US" w:eastAsia="en-US" w:bidi="ar-SA"/>
       </w:rPr>
     </w:rPrDefault>
-    <w:pPrDefault>
-      <w:pPr>
-        <w:spacing w:lineRule="auto"/>
-      </w:pPr>
-    </w:pPrDefault>
+    <w:pPrDefault/>
   </w:docDefaults>
-  <w:style w:type="paragraph" w:styleId="Title">
-    <w:name w:val="Title"/>
-    <w:basedOn w:val="Normal"/>
-    <w:next w:val="Normal"/>
-    <w:qFormat/>
-    <w:rPr>
-      <w:sz w:val="56"/>
-      <w:szCs w:val="56"/>
-    </w:rPr>
+  <w:latentStyles w:defLockedState="0" w:defUIPriority="99" w:defSemiHidden="0" w:defUnhideWhenUsed="0" w:defQFormat="0" w:count="376">
+    <w:lsdException w:name="Normal" w:uiPriority="0" w:qFormat="1"/>
+    <w:lsdException w:name="heading 1" w:uiPriority="9" w:qFormat="1"/>
+    <w:lsdException w:name="heading 2" w:semiHidden="1" w:uiPriority="9" w:unhideWhenUsed="1" w:qFormat="1"/>
+    <w:lsdException w:name="heading 3" w:semiHidden="1" w:uiPriority="9" w:unhideWhenUsed="1" w:qFormat="1"/>
+    <w:lsdException w:name="heading 4" w:semiHidden="1" w:uiPriority="9" w:unhideWhenUsed="1" w:qFormat="1"/>
+    <w:lsdException w:name="heading 5" w:semiHidden="1" w:uiPriority="9" w:unhideWhenUsed="1" w:qFormat="1"/>
+    <w:lsdException w:name="heading 6" w:semiHidden="1" w:uiPriority="9" w:unhideWhenUsed="1" w:qFormat="1"/>
+    <w:lsdException w:name="heading 7" w:semiHidden="1" w:uiPriority="9" w:unhideWhenUsed="1" w:qFormat="1"/>
+    <w:lsdException w:name="heading 8" w:semiHidden="1" w:uiPriority="9" w:unhideWhenUsed="1" w:qFormat="1"/>
+    <w:lsdException w:name="heading 9" w:semiHidden="1" w:uiPriority="9" w:unhideWhenUsed="1" w:qFormat="1"/>
+    <w:lsdException w:name="index 1" w:semiHidden="1" w:unhideWhenUsed="1"/>
+    <w:lsdException w:name="index 2" w:semiHidden="1" w:unhideWhenUsed="1"/>
+    <w:lsdException w:name="index 3" w:semiHidden="1" w:unhideWhenUsed="1"/>
+    <w:lsdException w:name="index 4" w:semiHidden="1" w:unhideWhenUsed="1"/>
+    <w:lsdException w:name="index 5" w:semiHidden="1" w:unhideWhenUsed="1"/>
+    <w:lsdException w:name="index 6" w:semiHidden="1" w:unhideWhenUsed="1"/>
+    <w:lsdException w:name="index 7" w:semiHidden="1" w:unhideWhenUsed="1"/>
+    <w:lsdException w:name="index 8" w:semiHidden="1" w:unhideWhenUsed="1"/>
+    <w:lsdException w:name="index 9" w:semiHidden="1" w:unhideWhenUsed="1"/>
+    <w:lsdException w:name="toc 1" w:semiHidden="1" w:uiPriority="39" w:unhideWhenUsed="1"/>
+    <w:lsdException w:name="toc 2" w:semiHidden="1" w:uiPriority="39" w:unhideWhenUsed="1"/>
+    <w:lsdException w:name="toc 3" w:semiHidden="1" w:uiPriority="39" w:unhideWhenUsed="1"/>
+    <w:lsdException w:name="toc 4" w:semiHidden="1" w:uiPriority="39" w:unhideWhenUsed="1"/>
+    <w:lsdException w:name="toc 5" w:semiHidden="1" w:uiPriority="39" w:unhideWhenUsed="1"/>
+    <w:lsdException w:name="toc 6" w:semiHidden="1" w:uiPriority="39" w:unhideWhenUsed="1"/>
+    <w:lsdException w:name="toc 7" w:semiHidden="1" w:uiPriority="39" w:unhideWhenUsed="1"/>
+    <w:lsdException w:name="toc 8" w:semiHidden="1" w:uiPriority="39" w:unhideWhenUsed="1"/>
+    <w:lsdException w:name="toc 9" w:semiHidden="1" w:uiPriority="39" w:unhideWhenUsed="1"/>
+    <w:lsdException w:name="Normal Indent" w:semiHidden="1" w:unhideWhenUsed="1"/>
+    <w:lsdException w:name="footnote text" w:semiHidden="1" w:unhideWhenUsed="1"/>
+    <w:lsdException w:name="annotation text" w:semiHidden="1" w:unhideWhenUsed="1"/>
+    <w:lsdException w:name="header" w:semiHidden="1" w:unhideWhenUsed="1"/>
+    <w:lsdException w:name="footer" w:semiHidden="1" w:unhideWhenUsed="1"/>
+    <w:lsdException w:name="index heading" w:semiHidden="1" w:unhideWhenUsed="1"/>
+    <w:lsdException w:name="caption" w:semiHidden="1" w:uiPriority="35" w:unhideWhenUsed="1" w:qFormat="1"/>
+    <w:lsdException w:name="table of figures" w:semiHidden="1" w:unhideWhenUsed="1"/>
+    <w:lsdException w:name="envelope address" w:semiHidden="1" w:unhideWhenUsed="1"/>
+    <w:lsdException w:name="envelope return" w:semiHidden="1" w:unhideWhenUsed="1"/>
+    <w:lsdException w:name="footnote reference" w:semiHidden="1" w:unhideWhenUsed="1"/>
+    <w:lsdException w:name="annotation reference" w:semiHidden="1" w:unhideWhenUsed="1"/>
+    <w:lsdException w:name="line number" w:semiHidden="1" w:unhideWhenUsed="1"/>
+    <w:lsdException w:name="page number" w:semiHidden="1" w:unhideWhenUsed="1"/>
+    <w:lsdException w:name="endnote reference" w:semiHidden="1" w:unhideWhenUsed="1"/>
+    <w:lsdException w:name="endnote text" w:semiHidden="1" w:unhideWhenUsed="1"/>
+    <w:lsdException w:name="table of authorities" w:semiHidden="1" w:unhideWhenUsed="1"/>
+    <w:lsdException w:name="macro" w:semiHidden="1" w:unhideWhenUsed="1"/>
+    <w:lsdException w:name="toa heading" w:semiHidden="1" w:unhideWhenUsed="1"/>
+    <w:lsdException w:name="List" w:semiHidden="1" w:unhideWhenUsed="1"/>
+    <w:lsdException w:name="List Bullet" w:semiHidden="1" w:unhideWhenUsed="1"/>
+    <w:lsdException w:name="List Number" w:semiHidden="1" w:unhideWhenUsed="1"/>
+    <w:lsdException w:name="List 2" w:semiHidden="1" w:unhideWhenUsed="1"/>
+    <w:lsdException w:name="List 3" w:semiHidden="1" w:unhideWhenUsed="1"/>
+    <w:lsdException w:name="List 4" w:semiHidden="1" w:unhideWhenUsed="1"/>
+    <w:lsdException w:name="List 5" w:semiHidden="1" w:unhideWhenUsed="1"/>
+    <w:lsdException w:name="List Bullet 2" w:semiHidden="1" w:unhideWhenUsed="1"/>
+    <w:lsdException w:name="List Bullet 3" w:semiHidden="1" w:unhideWhenUsed="1"/>
+    <w:lsdException w:name="List Bullet 4" w:semiHidden="1" w:unhideWhenUsed="1"/>
+    <w:lsdException w:name="List Bullet 5" w:semiHidden="1" w:unhideWhenUsed="1"/>
+    <w:lsdException w:name="List Number 2" w:semiHidden="1" w:unhideWhenUsed="1"/>
+    <w:lsdException w:name="List Number 3" w:semiHidden="1" w:unhideWhenUsed="1"/>
+    <w:lsdException w:name="List Number 4" w:semiHidden="1" w:unhideWhenUsed="1"/>
+    <w:lsdException w:name="List Number 5" w:semiHidden="1" w:unhideWhenUsed="1"/>
+    <w:lsdException w:name="Title" w:uiPriority="10" w:qFormat="1"/>
+    <w:lsdException w:name="Closing" w:semiHidden="1" w:unhideWhenUsed="1"/>
+    <w:lsdException w:name="Signature" w:semiHidden="1" w:unhideWhenUsed="1"/>
+    <w:lsdException w:name="Default Paragraph Font" w:semiHidden="1" w:uiPriority="1" w:unhideWhenUsed="1"/>
+    <w:lsdException w:name="Body Text" w:semiHidden="1" w:unhideWhenUsed="1"/>
+    <w:lsdException w:name="Body Text Indent" w:semiHidden="1" w:unhideWhenUsed="1"/>
+    <w:lsdException w:name="List Continue" w:semiHidden="1" w:unhideWhenUsed="1"/>
+    <w:lsdException w:name="List Continue 2" w:semiHidden="1" w:unhideWhenUsed="1"/>
+    <w:lsdException w:name="List Continue 3" w:semiHidden="1" w:unhideWhenUsed="1"/>
+    <w:lsdException w:name="List Continue 4" w:semiHidden="1" w:unhideWhenUsed="1"/>
+    <w:lsdException w:name="List Continue 5" w:semiHidden="1" w:unhideWhenUsed="1"/>
+    <w:lsdException w:name="Message Header" w:semiHidden="1" w:unhideWhenUsed="1"/>
+    <w:lsdException w:name="Subtitle" w:uiPriority="11" w:qFormat="1"/>
+    <w:lsdException w:name="Salutation" w:semiHidden="1" w:unhideWhenUsed="1"/>
+    <w:lsdException w:name="Date" w:semiHidden="1" w:unhideWhenUsed="1"/>
+    <w:lsdException w:name="Body Text First Indent" w:semiHidden="1" w:unhideWhenUsed="1"/>
+    <w:lsdException w:name="Body Text First Indent 2" w:semiHidden="1" w:unhideWhenUsed="1"/>
+    <w:lsdException w:name="Note Heading" w:semiHidden="1" w:unhideWhenUsed="1"/>
+    <w:lsdException w:name="Body Text 2" w:semiHidden="1" w:unhideWhenUsed="1"/>
+    <w:lsdException w:name="Body Text 3" w:semiHidden="1" w:unhideWhenUsed="1"/>
+    <w:lsdException w:name="Body Text Indent 2" w:semiHidden="1" w:unhideWhenUsed="1"/>
+    <w:lsdException w:name="Body Text Indent 3" w:semiHidden="1" w:unhideWhenUsed="1"/>
+    <w:lsdException w:name="Block Text" w:semiHidden="1" w:unhideWhenUsed="1"/>
+    <w:lsdException w:name="Hyperlink" w:semiHidden="1" w:unhideWhenUsed="1"/>
+    <w:lsdException w:name="FollowedHyperlink" w:semiHidden="1" w:unhideWhenUsed="1"/>
+    <w:lsdException w:name="Strong" w:uiPriority="22" w:qFormat="1"/>
+    <w:lsdException w:name="Emphasis" w:uiPriority="20" w:qFormat="1"/>
+    <w:lsdException w:name="Document Map" w:semiHidden="1" w:unhideWhenUsed="1"/>
+    <w:lsdException w:name="Plain Text" w:semiHidden="1" w:unhideWhenUsed="1"/>
+    <w:lsdException w:name="E-mail Signature" w:semiHidden="1" w:unhideWhenUsed="1"/>
+    <w:lsdException w:name="HTML Top of Form" w:semiHidden="1" w:unhideWhenUsed="1"/>
+    <w:lsdException w:name="HTML Bottom of Form" w:semiHidden="1" w:unhideWhenUsed="1"/>
+    <w:lsdException w:name="Normal (Web)" w:semiHidden="1" w:unhideWhenUsed="1"/>
+    <w:lsdException w:name="HTML Acronym" w:semiHidden="1" w:unhideWhenUsed="1"/>
+    <w:lsdException w:name="HTML Address" w:semiHidden="1" w:unhideWhenUsed="1"/>
+    <w:lsdException w:name="HTML Cite" w:semiHidden="1" w:unhideWhenUsed="1"/>
+    <w:lsdException w:name="HTML Code" w:semiHidden="1" w:unhideWhenUsed="1"/>
+    <w:lsdException w:name="HTML Definition" w:semiHidden="1" w:unhideWhenUsed="1"/>
+    <w:lsdException w:name="HTML Keyboard" w:semiHidden="1" w:unhideWhenUsed="1"/>
+    <w:lsdException w:name="HTML Preformatted" w:semiHidden="1" w:unhideWhenUsed="1"/>
+    <w:lsdException w:name="HTML Sample" w:semiHidden="1" w:unhideWhenUsed="1"/>
+    <w:lsdException w:name="HTML Typewriter" w:semiHidden="1" w:unhideWhenUsed="1"/>
+    <w:lsdException w:name="HTML Variable" w:semiHidden="1" w:unhideWhenUsed="1"/>
+    <w:lsdException w:name="Normal Table" w:semiHidden="1" w:unhideWhenUsed="1"/>
+    <w:lsdException w:name="annotation subject" w:semiHidden="1" w:unhideWhenUsed="1"/>
+    <w:lsdException w:name="No List" w:semiHidden="1" w:unhideWhenUsed="1"/>
+    <w:lsdException w:name="Outline List 1" w:semiHidden="1" w:unhideWhenUsed="1"/>
+    <w:lsdException w:name="Outline List 2" w:semiHidden="1" w:unhideWhenUsed="1"/>
+    <w:lsdException w:name="Outline List 3" w:semiHidden="1" w:unhideWhenUsed="1"/>
+    <w:lsdException w:name="Table Simple 1" w:semiHidden="1" w:unhideWhenUsed="1"/>
+    <w:lsdException w:name="Table Simple 2" w:semiHidden="1" w:unhideWhenUsed="1"/>
+    <w:lsdException w:name="Table Simple 3" w:semiHidden="1" w:unhideWhenUsed="1"/>
+    <w:lsdException w:name="Table Classic 1" w:semiHidden="1" w:unhideWhenUsed="1"/>
+    <w:lsdException w:name="Table Classic 2" w:semiHidden="1" w:unhideWhenUsed="1"/>
+    <w:lsdException w:name="Table Classic 3" w:semiHidden="1" w:unhideWhenUsed="1"/>
+    <w:lsdException w:name="Table Classic 4" w:semiHidden="1" w:unhideWhenUsed="1"/>
+    <w:lsdException w:name="Table Colorful 1" w:semiHidden="1" w:unhideWhenUsed="1"/>
+    <w:lsdException w:name="Table Colorful 2" w:semiHidden="1" w:unhideWhenUsed="1"/>
+    <w:lsdException w:name="Table Colorful 3" w:semiHidden="1" w:unhideWhenUsed="1"/>
+    <w:lsdException w:name="Table Columns 1" w:semiHidden="1" w:unhideWhenUsed="1"/>
+    <w:lsdException w:name="Table Columns 2" w:semiHidden="1" w:unhideWhenUsed="1"/>
+    <w:lsdException w:name="Table Columns 3" w:semiHidden="1" w:unhideWhenUsed="1"/>
+    <w:lsdException w:name="Table Columns 4" w:semiHidden="1" w:unhideWhenUsed="1"/>
+    <w:lsdException w:name="Table Columns 5" w:semiHidden="1" w:unhideWhenUsed="1"/>
+    <w:lsdException w:name="Table Grid 1" w:semiHidden="1" w:unhideWhenUsed="1"/>
+    <w:lsdException w:name="Table Grid 2" w:semiHidden="1" w:unhideWhenUsed="1"/>
+    <w:lsdException w:name="Table Grid 3" w:semiHidden="1" w:unhideWhenUsed="1"/>
+    <w:lsdException w:name="Table Grid 4" w:semiHidden="1" w:unhideWhenUsed="1"/>
+    <w:lsdException w:name="Table Grid 5" w:semiHidden="1" w:unhideWhenUsed="1"/>
+    <w:lsdException w:name="Table Grid 6" w:semiHidden="1" w:unhideWhenUsed="1"/>
+    <w:lsdException w:name="Table Grid 7" w:semiHidden="1" w:unhideWhenUsed="1"/>
+    <w:lsdException w:name="Table Grid 8" w:semiHidden="1" w:unhideWhenUsed="1"/>
+    <w:lsdException w:name="Table List 1" w:semiHidden="1" w:unhideWhenUsed="1"/>
+    <w:lsdException w:name="Table List 2" w:semiHidden="1" w:unhideWhenUsed="1"/>
+    <w:lsdException w:name="Table List 3" w:semiHidden="1" w:unhideWhenUsed="1"/>
+    <w:lsdException w:name="Table List 4" w:semiHidden="1" w:unhideWhenUsed="1"/>
+    <w:lsdException w:name="Table List 5" w:semiHidden="1" w:unhideWhenUsed="1"/>
+    <w:lsdException w:name="Table List 6" w:semiHidden="1" w:unhideWhenUsed="1"/>
+    <w:lsdException w:name="Table List 7" w:semiHidden="1" w:unhideWhenUsed="1"/>
+    <w:lsdException w:name="Table List 8" w:semiHidden="1" w:unhideWhenUsed="1"/>
+    <w:lsdException w:name="Table 3D effects 1" w:semiHidden="1" w:unhideWhenUsed="1"/>
+    <w:lsdException w:name="Table 3D effects 2" w:semiHidden="1" w:unhideWhenUsed="1"/>
+    <w:lsdException w:name="Table 3D effects 3" w:semiHidden="1" w:unhideWhenUsed="1"/>
+    <w:lsdException w:name="Table Contemporary" w:semiHidden="1" w:unhideWhenUsed="1"/>
+    <w:lsdException w:name="Table Elegant" w:semiHidden="1" w:unhideWhenUsed="1"/>
+    <w:lsdException w:name="Table Professional" w:semiHidden="1" w:unhideWhenUsed="1"/>
+    <w:lsdException w:name="Table Subtle 1" w:semiHidden="1" w:unhideWhenUsed="1"/>
+    <w:lsdException w:name="Table Subtle 2" w:semiHidden="1" w:unhideWhenUsed="1"/>
+    <w:lsdException w:name="Table Web 1" w:semiHidden="1" w:unhideWhenUsed="1"/>
+    <w:lsdException w:name="Table Web 2" w:semiHidden="1" w:unhideWhenUsed="1"/>
+    <w:lsdException w:name="Table Web 3" w:semiHidden="1" w:unhideWhenUsed="1"/>
+    <w:lsdException w:name="Balloon Text" w:semiHidden="1" w:unhideWhenUsed="1"/>
+    <w:lsdException w:name="Table Grid" w:uiPriority="39"/>
+    <w:lsdException w:name="Table Theme" w:semiHidden="1" w:unhideWhenUsed="1"/>
+    <w:lsdException w:name="Placeholder Text" w:semiHidden="1"/>
+    <w:lsdException w:name="No Spacing" w:uiPriority="1" w:qFormat="1"/>
+    <w:lsdException w:name="Light Shading" w:uiPriority="60"/>
+    <w:lsdException w:name="Light List" w:uiPriority="61"/>
+    <w:lsdException w:name="Light Grid" w:uiPriority="62"/>
+    <w:lsdException w:name="Medium Shading 1" w:uiPriority="63"/>
+    <w:lsdException w:name="Medium Shading 2" w:uiPriority="64"/>
+    <w:lsdException w:name="Medium List 1" w:uiPriority="65"/>
+    <w:lsdException w:name="Medium List 2" w:uiPriority="66"/>
+    <w:lsdException w:name="Medium Grid 1" w:uiPriority="67"/>
+    <w:lsdException w:name="Medium Grid 2" w:uiPriority="68"/>
+    <w:lsdException w:name="Medium Grid 3" w:uiPriority="69"/>
+    <w:lsdException w:name="Dark List" w:uiPriority="70"/>
+    <w:lsdException w:name="Colorful Shading" w:uiPriority="71"/>
+    <w:lsdException w:name="Colorful List" w:uiPriority="72"/>
+    <w:lsdException w:name="Colorful Grid" w:uiPriority="73"/>
+    <w:lsdException w:name="Light Shading Accent 1" w:uiPriority="60"/>
+    <w:lsdException w:name="Light List Accent 1" w:uiPriority="61"/>
+    <w:lsdException w:name="Light Grid Accent 1" w:uiPriority="62"/>
+    <w:lsdException w:name="Medium Shading 1 Accent 1" w:uiPriority="63"/>
+    <w:lsdException w:name="Medium Shading 2 Accent 1" w:uiPriority="64"/>
+    <w:lsdException w:name="Medium List 1 Accent 1" w:uiPriority="65"/>
+    <w:lsdException w:name="Revision" w:semiHidden="1"/>
+    <w:lsdException w:name="List Paragraph" w:uiPriority="34" w:qFormat="1"/>
+    <w:lsdException w:name="Quote" w:uiPriority="29" w:qFormat="1"/>
+    <w:lsdException w:name="Intense Quote" w:uiPriority="30" w:qFormat="1"/>
+    <w:lsdException w:name="Medium List 2 Accent 1" w:uiPriority="66"/>
+    <w:lsdException w:name="Medium Grid 1 Accent 1" w:uiPriority="67"/>
+    <w:lsdException w:name="Medium Grid 2 Accent 1" w:uiPriority="68"/>
+    <w:lsdException w:name="Medium Grid 3 Accent 1" w:uiPriority="69"/>
+    <w:lsdException w:name="Dark List Accent 1" w:uiPriority="70"/>
+    <w:lsdException w:name="Colorful Shading Accent 1" w:uiPriority="71"/>
+    <w:lsdException w:name="Colorful List Accent 1" w:uiPriority="72"/>
+    <w:lsdException w:name="Colorful Grid Accent 1" w:uiPriority="73"/>
+    <w:lsdException w:name="Light Shading Accent 2" w:uiPriority="60"/>
+    <w:lsdException w:name="Light List Accent 2" w:uiPriority="61"/>
+    <w:lsdException w:name="Light Grid Accent 2" w:uiPriority="62"/>
+    <w:lsdException w:name="Medium Shading 1 Accent 2" w:uiPriority="63"/>
+    <w:lsdException w:name="Medium Shading 2 Accent 2" w:uiPriority="64"/>
+    <w:lsdException w:name="Medium List 1 Accent 2" w:uiPriority="65"/>
+    <w:lsdException w:name="Medium List 2 Accent 2" w:uiPriority="66"/>
+    <w:lsdException w:name="Medium Grid 1 Accent 2" w:uiPriority="67"/>
+    <w:lsdException w:name="Medium Grid 2 Accent 2" w:uiPriority="68"/>
+    <w:lsdException w:name="Medium Grid 3 Accent 2" w:uiPriority="69"/>
+    <w:lsdException w:name="Dark List Accent 2" w:uiPriority="70"/>
+    <w:lsdException w:name="Colorful Shading Accent 2" w:uiPriority="71"/>
+    <w:lsdException w:name="Colorful List Accent 2" w:uiPriority="72"/>
+    <w:lsdException w:name="Colorful Grid Accent 2" w:uiPriority="73"/>
+    <w:lsdException w:name="Light Shading Accent 3" w:uiPriority="60"/>
+    <w:lsdException w:name="Light List Accent 3" w:uiPriority="61"/>
+    <w:lsdException w:name="Light Grid Accent 3" w:uiPriority="62"/>
+    <w:lsdException w:name="Medium Shading 1 Accent 3" w:uiPriority="63"/>
+    <w:lsdException w:name="Medium Shading 2 Accent 3" w:uiPriority="64"/>
+    <w:lsdException w:name="Medium List 1 Accent 3" w:uiPriority="65"/>
+    <w:lsdException w:name="Medium List 2 Accent 3" w:uiPriority="66"/>
+    <w:lsdException w:name="Medium Grid 1 Accent 3" w:uiPriority="67"/>
+    <w:lsdException w:name="Medium Grid 2 Accent 3" w:uiPriority="68"/>
+    <w:lsdException w:name="Medium Grid 3 Accent 3" w:uiPriority="69"/>
+    <w:lsdException w:name="Dark List Accent 3" w:uiPriority="70"/>
+    <w:lsdException w:name="Colorful Shading Accent 3" w:uiPriority="71"/>
+    <w:lsdException w:name="Colorful List Accent 3" w:uiPriority="72"/>
+    <w:lsdException w:name="Colorful Grid Accent 3" w:uiPriority="73"/>
+    <w:lsdException w:name="Light Shading Accent 4" w:uiPriority="60"/>
+    <w:lsdException w:name="Light List Accent 4" w:uiPriority="61"/>
+    <w:lsdException w:name="Light Grid Accent 4" w:uiPriority="62"/>
+    <w:lsdException w:name="Medium Shading 1 Accent 4" w:uiPriority="63"/>
+    <w:lsdException w:name="Medium Shading 2 Accent 4" w:uiPriority="64"/>
+    <w:lsdException w:name="Medium List 1 Accent 4" w:uiPriority="65"/>
+    <w:lsdException w:name="Medium List 2 Accent 4" w:uiPriority="66"/>
+    <w:lsdException w:name="Medium Grid 1 Accent 4" w:uiPriority="67"/>
+    <w:lsdException w:name="Medium Grid 2 Accent 4" w:uiPriority="68"/>
+    <w:lsdException w:name="Medium Grid 3 Accent 4" w:uiPriority="69"/>
+    <w:lsdException w:name="Dark List Accent 4" w:uiPriority="70"/>
+    <w:lsdException w:name="Colorful Shading Accent 4" w:uiPriority="71"/>
+    <w:lsdException w:name="Colorful List Accent 4" w:uiPriority="72"/>
+    <w:lsdException w:name="Colorful Grid Accent 4" w:uiPriority="73"/>
+    <w:lsdException w:name="Light Shading Accent 5" w:uiPriority="60"/>
+    <w:lsdException w:name="Light List Accent 5" w:uiPriority="61"/>
+    <w:lsdException w:name="Light Grid Accent 5" w:uiPriority="62"/>
+    <w:lsdException w:name="Medium Shading 1 Accent 5" w:uiPriority="63"/>
+    <w:lsdException w:name="Medium Shading 2 Accent 5" w:uiPriority="64"/>
+    <w:lsdException w:name="Medium List 1 Accent 5" w:uiPriority="65"/>
+    <w:lsdException w:name="Medium List 2 Accent 5" w:uiPriority="66"/>
+    <w:lsdException w:name="Medium Grid 1 Accent 5" w:uiPriority="67"/>
+    <w:lsdException w:name="Medium Grid 2 Accent 5" w:uiPriority="68"/>
+    <w:lsdException w:name="Medium Grid 3 Accent 5" w:uiPriority="69"/>
+    <w:lsdException w:name="Dark List Accent 5" w:uiPriority="70"/>
+    <w:lsdException w:name="Colorful Shading Accent 5" w:uiPriority="71"/>
+    <w:lsdException w:name="Colorful List Accent 5" w:uiPriority="72"/>
+    <w:lsdException w:name="Colorful Grid Accent 5" w:uiPriority="73"/>
+    <w:lsdException w:name="Light Shading Accent 6" w:uiPriority="60"/>
+    <w:lsdException w:name="Light List Accent 6" w:uiPriority="61"/>
+    <w:lsdException w:name="Light Grid Accent 6" w:uiPriority="62"/>
+    <w:lsdException w:name="Medium Shading 1 Accent 6" w:uiPriority="63"/>
+    <w:lsdException w:name="Medium Shading 2 Accent 6" w:uiPriority="64"/>
+    <w:lsdException w:name="Medium List 1 Accent 6" w:uiPriority="65"/>
+    <w:lsdException w:name="Medium List 2 Accent 6" w:uiPriority="66"/>
+    <w:lsdException w:name="Medium Grid 1 Accent 6" w:uiPriority="67"/>
+    <w:lsdException w:name="Medium Grid 2 Accent 6" w:uiPriority="68"/>
+    <w:lsdException w:name="Medium Grid 3 Accent 6" w:uiPriority="69"/>
+    <w:lsdException w:name="Dark List Accent 6" w:uiPriority="70"/>
+    <w:lsdException w:name="Colorful Shading Accent 6" w:uiPriority="71"/>
+    <w:lsdException w:name="Colorful List Accent 6" w:uiPriority="72"/>
+    <w:lsdException w:name="Colorful Grid Accent 6" w:uiPriority="73"/>
+    <w:lsdException w:name="Subtle Emphasis" w:uiPriority="19" w:qFormat="1"/>
+    <w:lsdException w:name="Intense Emphasis" w:uiPriority="21" w:qFormat="1"/>
+    <w:lsdException w:name="Subtle Reference" w:uiPriority="31" w:qFormat="1"/>
+    <w:lsdException w:name="Intense Reference" w:uiPriority="32" w:qFormat="1"/>
+    <w:lsdException w:name="Book Title" w:uiPriority="33" w:qFormat="1"/>
+    <w:lsdException w:name="Bibliography" w:semiHidden="1" w:uiPriority="37" w:unhideWhenUsed="1"/>
+    <w:lsdException w:name="TOC Heading" w:semiHidden="1" w:uiPriority="39" w:unhideWhenUsed="1" w:qFormat="1"/>
+    <w:lsdException w:name="Plain Table 1" w:uiPriority="41"/>
+    <w:lsdException w:name="Plain Table 2" w:uiPriority="42"/>
+    <w:lsdException w:name="Plain Table 3" w:uiPriority="43"/>
+    <w:lsdException w:name="Plain Table 4" w:uiPriority="44"/>
+    <w:lsdException w:name="Plain Table 5" w:uiPriority="45"/>
+    <w:lsdException w:name="Grid Table Light" w:uiPriority="40"/>
+    <w:lsdException w:name="Grid Table 1 Light" w:uiPriority="46"/>
+    <w:lsdException w:name="Grid Table 2" w:uiPriority="47"/>
+    <w:lsdException w:name="Grid Table 3" w:uiPriority="48"/>
+    <w:lsdException w:name="Grid Table 4" w:uiPriority="49"/>
+    <w:lsdException w:name="Grid Table 5 Dark" w:uiPriority="50"/>
+    <w:lsdException w:name="Grid Table 6 Colorful" w:uiPriority="51"/>
+    <w:lsdException w:name="Grid Table 7 Colorful" w:uiPriority="52"/>
+    <w:lsdException w:name="Grid Table 1 Light Accent 1" w:uiPriority="46"/>
+    <w:lsdException w:name="Grid Table 2 Accent 1" w:uiPriority="47"/>
+    <w:lsdException w:name="Grid Table 3 Accent 1" w:uiPriority="48"/>
+    <w:lsdException w:name="Grid Table 4 Accent 1" w:uiPriority="49"/>
+    <w:lsdException w:name="Grid Table 5 Dark Accent 1" w:uiPriority="50"/>
+    <w:lsdException w:name="Grid Table 6 Colorful Accent 1" w:uiPriority="51"/>
+    <w:lsdException w:name="Grid Table 7 Colorful Accent 1" w:uiPriority="52"/>
+    <w:lsdException w:name="Grid Table 1 Light Accent 2" w:uiPriority="46"/>
+    <w:lsdException w:name="Grid Table 2 Accent 2" w:uiPriority="47"/>
+    <w:lsdException w:name="Grid Table 3 Accent 2" w:uiPriority="48"/>
+    <w:lsdException w:name="Grid Table 4 Accent 2" w:uiPriority="49"/>
+    <w:lsdException w:name="Grid Table 5 Dark Accent 2" w:uiPriority="50"/>
+    <w:lsdException w:name="Grid Table 6 Colorful Accent 2" w:uiPriority="51"/>
+    <w:lsdException w:name="Grid Table 7 Colorful Accent 2" w:uiPriority="52"/>
+    <w:lsdException w:name="Grid Table 1 Light Accent 3" w:uiPriority="46"/>
+    <w:lsdException w:name="Grid Table 2 Accent 3" w:uiPriority="47"/>
+    <w:lsdException w:name="Grid Table 3 Accent 3" w:uiPriority="48"/>
+    <w:lsdException w:name="Grid Table 4 Accent 3" w:uiPriority="49"/>
+    <w:lsdException w:name="Grid Table 5 Dark Accent 3" w:uiPriority="50"/>
+    <w:lsdException w:name="Grid Table 6 Colorful Accent 3" w:uiPriority="51"/>
+    <w:lsdException w:name="Grid Table 7 Colorful Accent 3" w:uiPriority="52"/>
+    <w:lsdException w:name="Grid Table 1 Light Accent 4" w:uiPriority="46"/>
+    <w:lsdException w:name="Grid Table 2 Accent 4" w:uiPriority="47"/>
+    <w:lsdException w:name="Grid Table 3 Accent 4" w:uiPriority="48"/>
+    <w:lsdException w:name="Grid Table 4 Accent 4" w:uiPriority="49"/>
+    <w:lsdException w:name="Grid Table 5 Dark Accent 4" w:uiPriority="50"/>
+    <w:lsdException w:name="Grid Table 6 Colorful Accent 4" w:uiPriority="51"/>
+    <w:lsdException w:name="Grid Table 7 Colorful Accent 4" w:uiPriority="52"/>
+    <w:lsdException w:name="Grid Table 1 Light Accent 5" w:uiPriority="46"/>
+    <w:lsdException w:name="Grid Table 2 Accent 5" w:uiPriority="47"/>
+    <w:lsdException w:name="Grid Table 3 Accent 5" w:uiPriority="48"/>
+    <w:lsdException w:name="Grid Table 4 Accent 5" w:uiPriority="49"/>
+    <w:lsdException w:name="Grid Table 5 Dark Accent 5" w:uiPriority="50"/>
+    <w:lsdException w:name="Grid Table 6 Colorful Accent 5" w:uiPriority="51"/>
+    <w:lsdException w:name="Grid Table 7 Colorful Accent 5" w:uiPriority="52"/>
+    <w:lsdException w:name="Grid Table 1 Light Accent 6" w:uiPriority="46"/>
+    <w:lsdException w:name="Grid Table 2 Accent 6" w:uiPriority="47"/>
+    <w:lsdException w:name="Grid Table 3 Accent 6" w:uiPriority="48"/>
+    <w:lsdException w:name="Grid Table 4 Accent 6" w:uiPriority="49"/>
+    <w:lsdException w:name="Grid Table 5 Dark Accent 6" w:uiPriority="50"/>
+    <w:lsdException w:name="Grid Table 6 Colorful Accent 6" w:uiPriority="51"/>
+    <w:lsdException w:name="Grid Table 7 Colorful Accent 6" w:uiPriority="52"/>
+    <w:lsdException w:name="List Table 1 Light" w:uiPriority="46"/>
+    <w:lsdException w:name="List Table 2" w:uiPriority="47"/>
+    <w:lsdException w:name="List Table 3" w:uiPriority="48"/>
+    <w:lsdException w:name="List Table 4" w:uiPriority="49"/>
+    <w:lsdException w:name="List Table 5 Dark" w:uiPriority="50"/>
+    <w:lsdException w:name="List Table 6 Colorful" w:uiPriority="51"/>
+    <w:lsdException w:name="List Table 7 Colorful" w:uiPriority="52"/>
+    <w:lsdException w:name="List Table 1 Light Accent 1" w:uiPriority="46"/>
+    <w:lsdException w:name="List Table 2 Accent 1" w:uiPriority="47"/>
+    <w:lsdException w:name="List Table 3 Accent 1" w:uiPriority="48"/>
+    <w:lsdException w:name="List Table 4 Accent 1" w:uiPriority="49"/>
+    <w:lsdException w:name="List Table 5 Dark Accent 1" w:uiPriority="50"/>
+    <w:lsdException w:name="List Table 6 Colorful Accent 1" w:uiPriority="51"/>
+    <w:lsdException w:name="List Table 7 Colorful Accent 1" w:uiPriority="52"/>
+    <w:lsdException w:name="List Table 1 Light Accent 2" w:uiPriority="46"/>
+    <w:lsdException w:name="List Table 2 Accent 2" w:uiPriority="47"/>
+    <w:lsdException w:name="List Table 3 Accent 2" w:uiPriority="48"/>
+    <w:lsdException w:name="List Table 4 Accent 2" w:uiPriority="49"/>
+    <w:lsdException w:name="List Table 5 Dark Accent 2" w:uiPriority="50"/>
+    <w:lsdException w:name="List Table 6 Colorful Accent 2" w:uiPriority="51"/>
+    <w:lsdException w:name="List Table 7 Colorful Accent 2" w:uiPriority="52"/>
+    <w:lsdException w:name="List Table 1 Light Accent 3" w:uiPriority="46"/>
+    <w:lsdException w:name="List Table 2 Accent 3" w:uiPriority="47"/>
+    <w:lsdException w:name="List Table 3 Accent 3" w:uiPriority="48"/>
+    <w:lsdException w:name="List Table 4 Accent 3" w:uiPriority="49"/>
+    <w:lsdException w:name="List Table 5 Dark Accent 3" w:uiPriority="50"/>
+    <w:lsdException w:name="List Table 6 Colorful Accent 3" w:uiPriority="51"/>
+    <w:lsdException w:name="List Table 7 Colorful Accent 3" w:uiPriority="52"/>
+    <w:lsdException w:name="List Table 1 Light Accent 4" w:uiPriority="46"/>
+    <w:lsdException w:name="List Table 2 Accent 4" w:uiPriority="47"/>
+    <w:lsdException w:name="List Table 3 Accent 4" w:uiPriority="48"/>
+    <w:lsdException w:name="List Table 4 Accent 4" w:uiPriority="49"/>
+    <w:lsdException w:name="List Table 5 Dark Accent 4" w:uiPriority="50"/>
+    <w:lsdException w:name="List Table 6 Colorful Accent 4" w:uiPriority="51"/>
+    <w:lsdException w:name="List Table 7 Colorful Accent 4" w:uiPriority="52"/>
+    <w:lsdException w:name="List Table 1 Light Accent 5" w:uiPriority="46"/>
+    <w:lsdException w:name="List Table 2 Accent 5" w:uiPriority="47"/>
+    <w:lsdException w:name="List Table 3 Accent 5" w:uiPriority="48"/>
+    <w:lsdException w:name="List Table 4 Accent 5" w:uiPriority="49"/>
+    <w:lsdException w:name="List Table 5 Dark Accent 5" w:uiPriority="50"/>
+    <w:lsdException w:name="List Table 6 Colorful Accent 5" w:uiPriority="51"/>
+    <w:lsdException w:name="List Table 7 Colorful Accent 5" w:uiPriority="52"/>
+    <w:lsdException w:name="List Table 1 Light Accent 6" w:uiPriority="46"/>
+    <w:lsdException w:name="List Table 2 Accent 6" w:uiPriority="47"/>
+    <w:lsdException w:name="List Table 3 Accent 6" w:uiPriority="48"/>
+    <w:lsdException w:name="List Table 4 Accent 6" w:uiPriority="49"/>
+    <w:lsdException w:name="List Table 5 Dark Accent 6" w:uiPriority="50"/>
+    <w:lsdException w:name="List Table 6 Colorful Accent 6" w:uiPriority="51"/>
+    <w:lsdException w:name="List Table 7 Colorful Accent 6" w:uiPriority="52"/>
+    <w:lsdException w:name="Mention" w:semiHidden="1" w:unhideWhenUsed="1"/>
+    <w:lsdException w:name="Smart Hyperlink" w:semiHidden="1" w:unhideWhenUsed="1"/>
+    <w:lsdException w:name="Hashtag" w:semiHidden="1" w:unhideWhenUsed="1"/>
+    <w:lsdException w:name="Unresolved Mention" w:semiHidden="1" w:unhideWhenUsed="1"/>
+    <w:lsdException w:name="Smart Link" w:semiHidden="1" w:unhideWhenUsed="1"/>
+  </w:latentStyles>
+  <w:style w:type="paragraph" w:default="1" w:styleId="Normal">
+    <w:name w:val="Normal"/>
+    <w:qFormat/>
   </w:style>
   <w:style w:type="paragraph" w:styleId="Heading1">
-    <w:name w:val="Heading 1"/>
-    <w:basedOn w:val="Normal"/>
-    <w:next w:val="Normal"/>
+    <w:name w:val="heading 1"/>
+    <w:uiPriority w:val="9"/>
     <w:qFormat/>
     <w:pPr>
       <w:keepNext/>
-      <w:spacing w:after="240" w:before="480"/>
+      <w:spacing w:before="480" w:after="240"/>
       <w:outlineLvl w:val="0"/>
     </w:pPr>
     <w:rPr>
@@ -1942,13 +2068,13 @@
     </w:rPr>
   </w:style>
   <w:style w:type="paragraph" w:styleId="Heading2">
-    <w:name w:val="Heading 2"/>
-    <w:basedOn w:val="Normal"/>
-    <w:next w:val="Normal"/>
+    <w:name w:val="heading 2"/>
+    <w:uiPriority w:val="9"/>
+    <w:unhideWhenUsed/>
     <w:qFormat/>
     <w:pPr>
       <w:keepNext/>
-      <w:spacing w:after="200" w:before="400"/>
+      <w:spacing w:before="400" w:after="200"/>
       <w:outlineLvl w:val="1"/>
     </w:pPr>
     <w:rPr>
@@ -1960,13 +2086,13 @@
     </w:rPr>
   </w:style>
   <w:style w:type="paragraph" w:styleId="Heading3">
-    <w:name w:val="Heading 3"/>
-    <w:basedOn w:val="Normal"/>
-    <w:next w:val="Normal"/>
+    <w:name w:val="heading 3"/>
+    <w:uiPriority w:val="9"/>
+    <w:unhideWhenUsed/>
     <w:qFormat/>
     <w:pPr>
       <w:keepNext/>
-      <w:spacing w:after="160" w:before="320"/>
+      <w:spacing w:before="320" w:after="160"/>
       <w:outlineLvl w:val="2"/>
     </w:pPr>
     <w:rPr>
@@ -1978,13 +2104,14 @@
     </w:rPr>
   </w:style>
   <w:style w:type="paragraph" w:styleId="Heading4">
-    <w:name w:val="Heading 4"/>
-    <w:basedOn w:val="Normal"/>
-    <w:next w:val="Normal"/>
+    <w:name w:val="heading 4"/>
+    <w:uiPriority w:val="9"/>
+    <w:semiHidden/>
+    <w:unhideWhenUsed/>
     <w:qFormat/>
     <w:pPr>
       <w:keepNext/>
-      <w:spacing w:after="140" w:before="280"/>
+      <w:spacing w:before="280" w:after="140"/>
       <w:outlineLvl w:val="3"/>
     </w:pPr>
     <w:rPr>
@@ -1996,13 +2123,14 @@
     </w:rPr>
   </w:style>
   <w:style w:type="paragraph" w:styleId="Heading5">
-    <w:name w:val="Heading 5"/>
-    <w:basedOn w:val="Normal"/>
-    <w:next w:val="Normal"/>
+    <w:name w:val="heading 5"/>
+    <w:uiPriority w:val="9"/>
+    <w:semiHidden/>
+    <w:unhideWhenUsed/>
     <w:qFormat/>
     <w:pPr>
       <w:keepNext/>
-      <w:spacing w:after="120" w:before="240"/>
+      <w:spacing w:before="240" w:after="120"/>
       <w:outlineLvl w:val="4"/>
     </w:pPr>
     <w:rPr>
@@ -2011,83 +2139,104 @@
       <w:i/>
       <w:iCs/>
       <w:color w:val="44546A"/>
-      <w:sz w:val="24"/>
-      <w:szCs w:val="24"/>
     </w:rPr>
   </w:style>
   <w:style w:type="paragraph" w:styleId="Heading6">
-    <w:name w:val="Heading 6"/>
-    <w:basedOn w:val="Normal"/>
-    <w:next w:val="Normal"/>
+    <w:name w:val="heading 6"/>
+    <w:uiPriority w:val="9"/>
+    <w:semiHidden/>
+    <w:unhideWhenUsed/>
     <w:qFormat/>
     <w:pPr>
       <w:keepNext/>
-      <w:spacing w:after="120" w:before="240"/>
+      <w:spacing w:before="240" w:after="120"/>
       <w:outlineLvl w:val="5"/>
     </w:pPr>
     <w:rPr>
-      <w:b w:val="false"/>
-      <w:bCs w:val="false"/>
       <w:i/>
       <w:iCs/>
       <w:color w:val="44546A"/>
-      <w:sz w:val="24"/>
-      <w:szCs w:val="24"/>
-    </w:rPr>
-  </w:style>
-  <w:style w:type="paragraph" w:styleId="Strong">
-    <w:name w:val="Strong"/>
-    <w:basedOn w:val="Normal"/>
-    <w:next w:val="Normal"/>
-    <w:qFormat/>
-    <w:rPr>
-      <w:b/>
-      <w:bCs/>
-    </w:rPr>
-  </w:style>
-  <w:style w:type="paragraph" w:styleId="ListParagraph">
-    <w:name w:val="List Paragraph"/>
-    <w:basedOn w:val="Normal"/>
-    <w:qFormat/>
-  </w:style>
-  <w:style w:type="character" w:styleId="Hyperlink">
-    <w:name w:val="Hyperlink"/>
-    <w:basedOn w:val="DefaultParagraphFont"/>
-    <w:uiPriority w:val="99"/>
+    </w:rPr>
+  </w:style>
+  <w:style w:type="character" w:default="1" w:styleId="DefaultParagraphFont">
+    <w:name w:val="Default Paragraph Font"/>
+    <w:uiPriority w:val="1"/>
+    <w:semiHidden/>
     <w:unhideWhenUsed/>
-    <w:rPr>
-      <w:color w:val="0563C1"/>
-      <w:u w:val="single"/>
-    </w:rPr>
-  </w:style>
-  <w:style w:type="character" w:styleId="FootnoteReference">
-    <w:name w:val="footnote reference"/>
-    <w:basedOn w:val="DefaultParagraphFont"/>
+  </w:style>
+  <w:style w:type="table" w:default="1" w:styleId="TableNormal">
+    <w:name w:val="Normal Table"/>
     <w:uiPriority w:val="99"/>
     <w:semiHidden/>
     <w:unhideWhenUsed/>
+    <w:tblPr>
+      <w:tblInd w:w="0" w:type="dxa"/>
+      <w:tblCellMar>
+        <w:top w:w="0" w:type="dxa"/>
+        <w:left w:w="108" w:type="dxa"/>
+        <w:bottom w:w="0" w:type="dxa"/>
+        <w:right w:w="108" w:type="dxa"/>
+      </w:tblCellMar>
+    </w:tblPr>
+  </w:style>
+  <w:style w:type="numbering" w:default="1" w:styleId="NoList">
+    <w:name w:val="No List"/>
+    <w:uiPriority w:val="99"/>
+    <w:semiHidden/>
+    <w:unhideWhenUsed/>
+  </w:style>
+  <w:style w:type="paragraph" w:styleId="Title">
+    <w:name w:val="Title"/>
+    <w:uiPriority w:val="10"/>
+    <w:qFormat/>
+    <w:rPr>
+      <w:sz w:val="56"/>
+      <w:szCs w:val="56"/>
+    </w:rPr>
+  </w:style>
+  <w:style w:type="paragraph" w:customStyle="1" w:styleId="Strong1">
+    <w:name w:val="Strong1"/>
+    <w:qFormat/>
+    <w:rPr>
+      <w:b/>
+      <w:bCs/>
+    </w:rPr>
+  </w:style>
+  <w:style w:type="paragraph" w:styleId="ListParagraph">
+    <w:name w:val="List Paragraph"/>
+    <w:qFormat/>
+  </w:style>
+  <w:style w:type="character" w:styleId="Hyperlink">
+    <w:name w:val="Hyperlink"/>
+    <w:uiPriority w:val="99"/>
+    <w:unhideWhenUsed/>
+    <w:rPr>
+      <w:color w:val="0563C1"/>
+      <w:u w:val="single"/>
+    </w:rPr>
+  </w:style>
+  <w:style w:type="character" w:styleId="FootnoteReference">
+    <w:name w:val="footnote reference"/>
+    <w:uiPriority w:val="99"/>
+    <w:semiHidden/>
+    <w:unhideWhenUsed/>
     <w:rPr>
       <w:vertAlign w:val="superscript"/>
     </w:rPr>
   </w:style>
   <w:style w:type="paragraph" w:styleId="FootnoteText">
     <w:name w:val="footnote text"/>
-    <w:basedOn w:val="Normal"/>
     <w:link w:val="FootnoteTextChar"/>
     <w:uiPriority w:val="99"/>
     <w:semiHidden/>
     <w:unhideWhenUsed/>
-    <w:pPr>
-      <w:spacing w:after="0" w:line="240" w:lineRule="auto"/>
-    </w:pPr>
     <w:rPr>
       <w:sz w:val="20"/>
       <w:szCs w:val="20"/>
     </w:rPr>
   </w:style>
-  <w:style w:type="character" w:styleId="FootnoteTextChar">
+  <w:style w:type="character" w:customStyle="1" w:styleId="FootnoteTextChar">
     <w:name w:val="Footnote Text Char"/>
-    <w:basedOn w:val="DefaultParagraphFont"/>
     <w:link w:val="FootnoteText"/>
     <w:uiPriority w:val="99"/>
     <w:semiHidden/>
@@ -2099,7 +2248,6 @@
   </w:style>
   <w:style w:type="character" w:styleId="EndnoteReference">
     <w:name w:val="endnote reference"/>
-    <w:basedOn w:val="DefaultParagraphFont"/>
     <w:uiPriority w:val="99"/>
     <w:semiHidden/>
     <w:unhideWhenUsed/>
@@ -2109,22 +2257,17 @@
   </w:style>
   <w:style w:type="paragraph" w:styleId="EndnoteText">
     <w:name w:val="endnote text"/>
-    <w:basedOn w:val="Normal"/>
     <w:link w:val="EndnoteTextChar"/>
     <w:uiPriority w:val="99"/>
     <w:semiHidden/>
     <w:unhideWhenUsed/>
-    <w:pPr>
-      <w:spacing w:after="0" w:line="240" w:lineRule="auto"/>
-    </w:pPr>
     <w:rPr>
       <w:sz w:val="20"/>
       <w:szCs w:val="20"/>
     </w:rPr>
   </w:style>
-  <w:style w:type="character" w:styleId="EndnoteTextChar">
+  <w:style w:type="character" w:customStyle="1" w:styleId="EndnoteTextChar">
     <w:name w:val="Endnote Text Char"/>
-    <w:basedOn w:val="DefaultParagraphFont"/>
     <w:link w:val="EndnoteText"/>
     <w:uiPriority w:val="99"/>
     <w:semiHidden/>
@@ -2134,64 +2277,53 @@
       <w:szCs w:val="20"/>
     </w:rPr>
   </w:style>
-  <w:style w:type="paragraph" w:styleId="MdSpace">
+  <w:style w:type="paragraph" w:customStyle="1" w:styleId="MdSpace">
     <w:name w:val="MdSpace"/>
-    <w:basedOn w:val="Normal"/>
-    <w:next w:val="Normal"/>
-    <w:qFormat/>
-    <w:pPr>
-      <w:spacing w:after="0" w:before="0"/>
-    </w:pPr>
+    <w:qFormat/>
     <w:rPr>
       <w:sz w:val="12"/>
       <w:szCs w:val="12"/>
     </w:rPr>
   </w:style>
-  <w:style w:type="paragraph" w:styleId="MdCode">
+  <w:style w:type="paragraph" w:customStyle="1" w:styleId="MdCode">
     <w:name w:val="MdCode"/>
-    <w:basedOn w:val="Normal"/>
-    <w:next w:val="Normal"/>
     <w:qFormat/>
     <w:pPr>
       <w:pBdr>
-        <w:top w:val="single" w:color="A5A5A5" w:sz="1" w:space="8"/>
-        <w:bottom w:val="single" w:color="A5A5A5" w:sz="1" w:space="8"/>
-        <w:left w:val="single" w:color="A5A5A5" w:sz="1" w:space="8"/>
-        <w:right w:val="single" w:color="A5A5A5" w:sz="1" w:space="8"/>
+        <w:top w:val="single" w:sz="1" w:space="8" w:color="A5A5A5"/>
+        <w:left w:val="single" w:sz="1" w:space="8" w:color="A5A5A5"/>
+        <w:bottom w:val="single" w:sz="1" w:space="8" w:color="A5A5A5"/>
+        <w:right w:val="single" w:sz="1" w:space="8" w:color="A5A5A5"/>
       </w:pBdr>
-      <w:shd w:fill="f6f6f7"/>
-      <w:spacing w:after="200" w:before="200"/>
+      <w:shd w:val="clear" w:color="auto" w:fill="F6F6F7"/>
+      <w:spacing w:before="200" w:after="200"/>
     </w:pPr>
     <w:rPr>
-      <w:rFonts w:ascii="Courier New" w:cs="Courier New" w:eastAsia="Courier New" w:hAnsi="Courier New"/>
+      <w:rFonts w:ascii="Courier New" w:eastAsia="Courier New" w:hAnsi="Courier New" w:cs="Courier New"/>
       <w:color w:val="032F62"/>
       <w:sz w:val="22"/>
       <w:szCs w:val="22"/>
     </w:rPr>
   </w:style>
-  <w:style w:type="paragraph" w:styleId="MdHr">
+  <w:style w:type="paragraph" w:customStyle="1" w:styleId="MdHr">
     <w:name w:val="MdHr"/>
-    <w:basedOn w:val="Normal"/>
-    <w:next w:val="Normal"/>
     <w:qFormat/>
     <w:pPr>
       <w:pBdr>
-        <w:bottom w:val="single" w:color="D9D9D9" w:sz="1" w:space="1"/>
+        <w:bottom w:val="single" w:sz="1" w:space="1" w:color="D9D9D9"/>
       </w:pBdr>
-      <w:spacing w:after="240" w:before="240"/>
+      <w:spacing w:before="240" w:after="240"/>
     </w:pPr>
   </w:style>
-  <w:style w:type="paragraph" w:styleId="MdBlockquote">
+  <w:style w:type="paragraph" w:customStyle="1" w:styleId="MdBlockquote">
     <w:name w:val="MdBlockquote"/>
-    <w:basedOn w:val="Normal"/>
-    <w:next w:val="Normal"/>
     <w:qFormat/>
     <w:pPr>
       <w:pBdr>
-        <w:left w:val="single" w:color="666666" w:sz="20" w:space="12"/>
+        <w:left w:val="single" w:sz="20" w:space="12" w:color="666666"/>
       </w:pBdr>
-      <w:shd w:fill="F9F9F9"/>
-      <w:spacing w:after="200" w:before="200"/>
+      <w:shd w:val="clear" w:color="auto" w:fill="F9F9F9"/>
+      <w:spacing w:before="200" w:after="200"/>
       <w:ind w:left="360"/>
     </w:pPr>
     <w:rPr>
@@ -2200,92 +2332,72 @@
       <w:color w:val="666666"/>
     </w:rPr>
   </w:style>
-  <w:style w:type="paragraph" w:styleId="MdHtml">
+  <w:style w:type="paragraph" w:customStyle="1" w:styleId="MdHtml">
     <w:name w:val="MdHtml"/>
-    <w:basedOn w:val="Normal"/>
-    <w:next w:val="Normal"/>
-    <w:qFormat/>
-    <w:rPr>
-      <w:rFonts w:ascii="Courier New" w:cs="Courier New" w:eastAsia="Courier New" w:hAnsi="Courier New"/>
+    <w:qFormat/>
+    <w:rPr>
+      <w:rFonts w:ascii="Courier New" w:eastAsia="Courier New" w:hAnsi="Courier New" w:cs="Courier New"/>
       <w:color w:val="4472C4"/>
     </w:rPr>
   </w:style>
-  <w:style w:type="paragraph" w:styleId="MdDef">
+  <w:style w:type="paragraph" w:customStyle="1" w:styleId="MdDef">
     <w:name w:val="MdDef"/>
-    <w:basedOn w:val="Normal"/>
-    <w:next w:val="Normal"/>
     <w:qFormat/>
     <w:pPr>
       <w:ind w:left="720" w:hanging="360"/>
     </w:pPr>
   </w:style>
-  <w:style w:type="paragraph" w:styleId="MdParagraph">
+  <w:style w:type="paragraph" w:customStyle="1" w:styleId="MdParagraph">
     <w:name w:val="MdParagraph"/>
-    <w:basedOn w:val="Normal"/>
-    <w:next w:val="Normal"/>
     <w:qFormat/>
     <w:pPr>
-      <w:spacing w:after="120" w:before="120"/>
+      <w:spacing w:before="120" w:after="120"/>
     </w:pPr>
   </w:style>
-  <w:style w:type="paragraph" w:styleId="MdText">
+  <w:style w:type="paragraph" w:customStyle="1" w:styleId="MdText">
     <w:name w:val="MdText"/>
-    <w:basedOn w:val="Normal"/>
-    <w:next w:val="Normal"/>
-    <w:qFormat/>
-  </w:style>
-  <w:style w:type="paragraph" w:styleId="MdFootnote">
+    <w:qFormat/>
+  </w:style>
+  <w:style w:type="paragraph" w:customStyle="1" w:styleId="MdFootnote">
     <w:name w:val="MdFootnote"/>
-    <w:basedOn w:val="Normal"/>
-    <w:next w:val="Normal"/>
     <w:qFormat/>
     <w:rPr>
       <w:vertAlign w:val="superscript"/>
     </w:rPr>
   </w:style>
-  <w:style w:type="paragraph" w:styleId="MdListItem">
+  <w:style w:type="paragraph" w:customStyle="1" w:styleId="MdListItem">
     <w:name w:val="MdListItem"/>
-    <w:basedOn w:val="Normal"/>
-    <w:next w:val="Normal"/>
     <w:qFormat/>
     <w:pPr>
-      <w:spacing w:after="60" w:before="60"/>
+      <w:spacing w:before="60" w:after="60"/>
       <w:ind w:left="720" w:hanging="360"/>
     </w:pPr>
   </w:style>
-  <w:style w:type="paragraph" w:styleId="MdTable">
+  <w:style w:type="paragraph" w:customStyle="1" w:styleId="MdTable">
     <w:name w:val="MdTable"/>
-    <w:basedOn w:val="Normal"/>
-    <w:next w:val="Normal"/>
     <w:qFormat/>
     <w:pPr>
-      <w:spacing w:after="60" w:before="60"/>
+      <w:spacing w:before="60" w:after="60"/>
     </w:pPr>
   </w:style>
-  <w:style w:type="paragraph" w:styleId="MdTableHeader">
+  <w:style w:type="paragraph" w:customStyle="1" w:styleId="MdTableHeader">
     <w:name w:val="MdTableHeader"/>
-    <w:basedOn w:val="Normal"/>
-    <w:next w:val="Normal"/>
     <w:qFormat/>
     <w:rPr>
       <w:b/>
       <w:bCs/>
     </w:rPr>
   </w:style>
-  <w:style w:type="paragraph" w:styleId="MdTableCell">
+  <w:style w:type="paragraph" w:customStyle="1" w:styleId="MdTableCell">
     <w:name w:val="MdTableCell"/>
-    <w:basedOn w:val="Normal"/>
-    <w:next w:val="Normal"/>
-    <w:qFormat/>
-  </w:style>
-  <w:style w:type="paragraph" w:styleId="MdHeading1">
+    <w:qFormat/>
+  </w:style>
+  <w:style w:type="paragraph" w:customStyle="1" w:styleId="MdHeading1">
     <w:name w:val="MdHeading1"/>
-    <w:basedOn w:val="Normal"/>
-    <w:next w:val="Normal"/>
     <w:qFormat/>
     <w:pPr>
       <w:keepNext/>
-      <w:spacing w:after="240" w:before="480"/>
+      <w:spacing w:before="480" w:after="240"/>
       <w:outlineLvl w:val="0"/>
     </w:pPr>
     <w:rPr>
@@ -2296,14 +2408,12 @@
       <w:szCs w:val="36"/>
     </w:rPr>
   </w:style>
-  <w:style w:type="paragraph" w:styleId="MdHeading2">
+  <w:style w:type="paragraph" w:customStyle="1" w:styleId="MdHeading2">
     <w:name w:val="MdHeading2"/>
-    <w:basedOn w:val="Normal"/>
-    <w:next w:val="Normal"/>
     <w:qFormat/>
     <w:pPr>
       <w:keepNext/>
-      <w:spacing w:after="200" w:before="400"/>
+      <w:spacing w:before="400" w:after="200"/>
       <w:outlineLvl w:val="1"/>
     </w:pPr>
     <w:rPr>
@@ -2314,14 +2424,12 @@
       <w:szCs w:val="32"/>
     </w:rPr>
   </w:style>
-  <w:style w:type="paragraph" w:styleId="MdHeading3">
+  <w:style w:type="paragraph" w:customStyle="1" w:styleId="MdHeading3">
     <w:name w:val="MdHeading3"/>
-    <w:basedOn w:val="Normal"/>
-    <w:next w:val="Normal"/>
     <w:qFormat/>
     <w:pPr>
       <w:keepNext/>
-      <w:spacing w:after="160" w:before="320"/>
+      <w:spacing w:before="320" w:after="160"/>
       <w:outlineLvl w:val="2"/>
     </w:pPr>
     <w:rPr>
@@ -2332,14 +2440,12 @@
       <w:szCs w:val="28"/>
     </w:rPr>
   </w:style>
-  <w:style w:type="paragraph" w:styleId="MdHeading4">
+  <w:style w:type="paragraph" w:customStyle="1" w:styleId="MdHeading4">
     <w:name w:val="MdHeading4"/>
-    <w:basedOn w:val="Normal"/>
-    <w:next w:val="Normal"/>
     <w:qFormat/>
     <w:pPr>
       <w:keepNext/>
-      <w:spacing w:after="140" w:before="280"/>
+      <w:spacing w:before="280" w:after="140"/>
       <w:outlineLvl w:val="3"/>
     </w:pPr>
     <w:rPr>
@@ -2350,14 +2456,12 @@
       <w:szCs w:val="26"/>
     </w:rPr>
   </w:style>
-  <w:style w:type="paragraph" w:styleId="MdHeading5">
+  <w:style w:type="paragraph" w:customStyle="1" w:styleId="MdHeading5">
     <w:name w:val="MdHeading5"/>
-    <w:basedOn w:val="Normal"/>
-    <w:next w:val="Normal"/>
     <w:qFormat/>
     <w:pPr>
       <w:keepNext/>
-      <w:spacing w:after="120" w:before="240"/>
+      <w:spacing w:before="240" w:after="120"/>
       <w:outlineLvl w:val="4"/>
     </w:pPr>
     <w:rPr>
@@ -2366,46 +2470,34 @@
       <w:i/>
       <w:iCs/>
       <w:color w:val="44546A"/>
-      <w:sz w:val="24"/>
-      <w:szCs w:val="24"/>
-    </w:rPr>
-  </w:style>
-  <w:style w:type="paragraph" w:styleId="MdHeading6">
+    </w:rPr>
+  </w:style>
+  <w:style w:type="paragraph" w:customStyle="1" w:styleId="MdHeading6">
     <w:name w:val="MdHeading6"/>
-    <w:basedOn w:val="Normal"/>
-    <w:next w:val="Normal"/>
     <w:qFormat/>
     <w:pPr>
       <w:keepNext/>
-      <w:spacing w:after="120" w:before="240"/>
+      <w:spacing w:before="240" w:after="120"/>
       <w:outlineLvl w:val="5"/>
     </w:pPr>
     <w:rPr>
-      <w:b w:val="false"/>
-      <w:bCs w:val="false"/>
       <w:i/>
       <w:iCs/>
       <w:color w:val="44546A"/>
-      <w:sz w:val="24"/>
-      <w:szCs w:val="24"/>
-    </w:rPr>
-  </w:style>
-  <w:style w:type="character" w:styleId="MdTag">
+    </w:rPr>
+  </w:style>
+  <w:style w:type="character" w:customStyle="1" w:styleId="MdTag">
     <w:name w:val="MdTag"/>
-    <w:basedOn w:val="Normal"/>
-    <w:next w:val="Normal"/>
     <w:uiPriority w:val="99"/>
     <w:unhideWhenUsed/>
     <w:qFormat/>
     <w:rPr>
-      <w:rFonts w:ascii="Courier New" w:cs="Courier New" w:eastAsia="Courier New" w:hAnsi="Courier New"/>
+      <w:rFonts w:ascii="Courier New" w:eastAsia="Courier New" w:hAnsi="Courier New" w:cs="Courier New"/>
       <w:color w:val="ED7D31"/>
     </w:rPr>
   </w:style>
-  <w:style w:type="character" w:styleId="MdLink">
+  <w:style w:type="character" w:customStyle="1" w:styleId="MdLink">
     <w:name w:val="MdLink"/>
-    <w:basedOn w:val="Normal"/>
-    <w:next w:val="Normal"/>
     <w:uiPriority w:val="99"/>
     <w:unhideWhenUsed/>
     <w:qFormat/>
@@ -2414,10 +2506,8 @@
       <w:u w:val="single"/>
     </w:rPr>
   </w:style>
-  <w:style w:type="character" w:styleId="MdStrong">
+  <w:style w:type="character" w:customStyle="1" w:styleId="MdStrong">
     <w:name w:val="MdStrong"/>
-    <w:basedOn w:val="Normal"/>
-    <w:next w:val="Normal"/>
     <w:uiPriority w:val="99"/>
     <w:unhideWhenUsed/>
     <w:qFormat/>
@@ -2426,10 +2516,8 @@
       <w:bCs/>
     </w:rPr>
   </w:style>
-  <w:style w:type="character" w:styleId="MdEm">
+  <w:style w:type="character" w:customStyle="1" w:styleId="MdEm">
     <w:name w:val="MdEm"/>
-    <w:basedOn w:val="Normal"/>
-    <w:next w:val="Normal"/>
     <w:uiPriority w:val="99"/>
     <w:unhideWhenUsed/>
     <w:qFormat/>
@@ -2438,22 +2526,18 @@
       <w:iCs/>
     </w:rPr>
   </w:style>
-  <w:style w:type="character" w:styleId="MdCodespan">
+  <w:style w:type="character" w:customStyle="1" w:styleId="MdCodespan">
     <w:name w:val="MdCodespan"/>
-    <w:basedOn w:val="Normal"/>
-    <w:next w:val="Normal"/>
     <w:uiPriority w:val="99"/>
     <w:unhideWhenUsed/>
     <w:qFormat/>
     <w:rPr>
-      <w:rFonts w:ascii="Courier New" w:cs="Courier New" w:eastAsia="Courier New" w:hAnsi="Courier New"/>
+      <w:rFonts w:ascii="Courier New" w:eastAsia="Courier New" w:hAnsi="Courier New" w:cs="Courier New"/>
       <w:color w:val="70AD47"/>
     </w:rPr>
   </w:style>
-  <w:style w:type="character" w:styleId="MdDel">
+  <w:style w:type="character" w:customStyle="1" w:styleId="MdDel">
     <w:name w:val="MdDel"/>
-    <w:basedOn w:val="Normal"/>
-    <w:next w:val="Normal"/>
     <w:uiPriority w:val="99"/>
     <w:unhideWhenUsed/>
     <w:qFormat/>
@@ -2462,13 +2546,306 @@
       <w:color w:val="FF0000"/>
     </w:rPr>
   </w:style>
-  <w:style w:type="character" w:styleId="MdBr">
+  <w:style w:type="character" w:customStyle="1" w:styleId="MdBr">
     <w:name w:val="MdBr"/>
-    <w:basedOn w:val="Normal"/>
-    <w:next w:val="Normal"/>
     <w:uiPriority w:val="99"/>
     <w:unhideWhenUsed/>
     <w:qFormat/>
   </w:style>
 </w:styles>
+</file>
+
+<file path=word/theme/theme1.xml><?xml version="1.0" encoding="utf-8"?>
+<a:theme xmlns:a="http://schemas.openxmlformats.org/drawingml/2006/main" name="Office Theme">
+  <a:themeElements>
+    <a:clrScheme name="Office">
+      <a:dk1>
+        <a:sysClr val="windowText" lastClr="000000"/>
+      </a:dk1>
+      <a:lt1>
+        <a:sysClr val="window" lastClr="FFFFFF"/>
+      </a:lt1>
+      <a:dk2>
+        <a:srgbClr val="44546A"/>
+      </a:dk2>
+      <a:lt2>
+        <a:srgbClr val="E7E6E6"/>
+      </a:lt2>
+      <a:accent1>
+        <a:srgbClr val="4472C4"/>
+      </a:accent1>
+      <a:accent2>
+        <a:srgbClr val="ED7D31"/>
+      </a:accent2>
+      <a:accent3>
+        <a:srgbClr val="A5A5A5"/>
+      </a:accent3>
+      <a:accent4>
+        <a:srgbClr val="FFC000"/>
+      </a:accent4>
+      <a:accent5>
+        <a:srgbClr val="5B9BD5"/>
+      </a:accent5>
+      <a:accent6>
+        <a:srgbClr val="70AD47"/>
+      </a:accent6>
+      <a:hlink>
+        <a:srgbClr val="0563C1"/>
+      </a:hlink>
+      <a:folHlink>
+        <a:srgbClr val="954F72"/>
+      </a:folHlink>
+    </a:clrScheme>
+    <a:fontScheme name="Office">
+      <a:majorFont>
+        <a:latin typeface="Calibri Light" panose="020F0302020204030204"/>
+        <a:ea typeface=""/>
+        <a:cs typeface=""/>
+        <a:font script="Jpan" typeface="游ゴシック Light"/>
+        <a:font script="Hang" typeface="맑은 고딕"/>
+        <a:font script="Hans" typeface="等线 Light"/>
+        <a:font script="Hant" typeface="新細明體"/>
+        <a:font script="Arab" typeface="Times New Roman"/>
+        <a:font script="Hebr" typeface="Times New Roman"/>
+        <a:font script="Thai" typeface="Angsana New"/>
+        <a:font script="Ethi" typeface="Nyala"/>
+        <a:font script="Beng" typeface="Vrinda"/>
+        <a:font script="Gujr" typeface="Shruti"/>
+        <a:font script="Khmr" typeface="MoolBoran"/>
+        <a:font script="Knda" typeface="Tunga"/>
+        <a:font script="Guru" typeface="Raavi"/>
+        <a:font script="Cans" typeface="Euphemia"/>
+        <a:font script="Cher" typeface="Plantagenet Cherokee"/>
+        <a:font script="Yiii" typeface="Microsoft Yi Baiti"/>
+        <a:font script="Tibt" typeface="Microsoft Himalaya"/>
+        <a:font script="Thaa" typeface="MV Boli"/>
+        <a:font script="Deva" typeface="Mangal"/>
+        <a:font script="Telu" typeface="Gautami"/>
+        <a:font script="Taml" typeface="Latha"/>
+        <a:font script="Syrc" typeface="Estrangelo Edessa"/>
+        <a:font script="Orya" typeface="Kalinga"/>
+        <a:font script="Mlym" typeface="Kartika"/>
+        <a:font script="Laoo" typeface="DokChampa"/>
+        <a:font script="Sinh" typeface="Iskoola Pota"/>
+        <a:font script="Mong" typeface="Mongolian Baiti"/>
+        <a:font script="Viet" typeface="Times New Roman"/>
+        <a:font script="Uigh" typeface="Microsoft Uighur"/>
+        <a:font script="Geor" typeface="Sylfaen"/>
+        <a:font script="Armn" typeface="Arial"/>
+        <a:font script="Bugi" typeface="Leelawadee UI"/>
+        <a:font script="Bopo" typeface="Microsoft JhengHei"/>
+        <a:font script="Java" typeface="Javanese Text"/>
+        <a:font script="Lisu" typeface="Segoe UI"/>
+        <a:font script="Mymr" typeface="Myanmar Text"/>
+        <a:font script="Nkoo" typeface="Ebrima"/>
+        <a:font script="Olck" typeface="Nirmala UI"/>
+        <a:font script="Osma" typeface="Ebrima"/>
+        <a:font script="Phag" typeface="Phagspa"/>
+        <a:font script="Syrn" typeface="Estrangelo Edessa"/>
+        <a:font script="Syrj" typeface="Estrangelo Edessa"/>
+        <a:font script="Syre" typeface="Estrangelo Edessa"/>
+        <a:font script="Sora" typeface="Nirmala UI"/>
+        <a:font script="Tale" typeface="Microsoft Tai Le"/>
+        <a:font script="Talu" typeface="Microsoft New Tai Lue"/>
+        <a:font script="Tfng" typeface="Ebrima"/>
+      </a:majorFont>
+      <a:minorFont>
+        <a:latin typeface="Calibri" panose="020F0502020204030204"/>
+        <a:ea typeface=""/>
+        <a:cs typeface=""/>
+        <a:font script="Jpan" typeface="游明朝"/>
+        <a:font script="Hang" typeface="맑은 고딕"/>
+        <a:font script="Hans" typeface="等线"/>
+        <a:font script="Hant" typeface="新細明體"/>
+        <a:font script="Arab" typeface="Arial"/>
+        <a:font script="Hebr" typeface="Arial"/>
+        <a:font script="Thai" typeface="Cordia New"/>
+        <a:font script="Ethi" typeface="Nyala"/>
+        <a:font script="Beng" typeface="Vrinda"/>
+        <a:font script="Gujr" typeface="Shruti"/>
+        <a:font script="Khmr" typeface="DaunPenh"/>
+        <a:font script="Knda" typeface="Tunga"/>
+        <a:font script="Guru" typeface="Raavi"/>
+        <a:font script="Cans" typeface="Euphemia"/>
+        <a:font script="Cher" typeface="Plantagenet Cherokee"/>
+        <a:font script="Yiii" typeface="Microsoft Yi Baiti"/>
+        <a:font script="Tibt" typeface="Microsoft Himalaya"/>
+        <a:font script="Thaa" typeface="MV Boli"/>
+        <a:font script="Deva" typeface="Mangal"/>
+        <a:font script="Telu" typeface="Gautami"/>
+        <a:font script="Taml" typeface="Latha"/>
+        <a:font script="Syrc" typeface="Estrangelo Edessa"/>
+        <a:font script="Orya" typeface="Kalinga"/>
+        <a:font script="Mlym" typeface="Kartika"/>
+        <a:font script="Laoo" typeface="DokChampa"/>
+        <a:font script="Sinh" typeface="Iskoola Pota"/>
+        <a:font script="Mong" typeface="Mongolian Baiti"/>
+        <a:font script="Viet" typeface="Arial"/>
+        <a:font script="Uigh" typeface="Microsoft Uighur"/>
+        <a:font script="Geor" typeface="Sylfaen"/>
+        <a:font script="Armn" typeface="Arial"/>
+        <a:font script="Bugi" typeface="Leelawadee UI"/>
+        <a:font script="Bopo" typeface="Microsoft JhengHei"/>
+        <a:font script="Java" typeface="Javanese Text"/>
+        <a:font script="Lisu" typeface="Segoe UI"/>
+        <a:font script="Mymr" typeface="Myanmar Text"/>
+        <a:font script="Nkoo" typeface="Ebrima"/>
+        <a:font script="Olck" typeface="Nirmala UI"/>
+        <a:font script="Osma" typeface="Ebrima"/>
+        <a:font script="Phag" typeface="Phagspa"/>
+        <a:font script="Syrn" typeface="Estrangelo Edessa"/>
+        <a:font script="Syrj" typeface="Estrangelo Edessa"/>
+        <a:font script="Syre" typeface="Estrangelo Edessa"/>
+        <a:font script="Sora" typeface="Nirmala UI"/>
+        <a:font script="Tale" typeface="Microsoft Tai Le"/>
+        <a:font script="Talu" typeface="Microsoft New Tai Lue"/>
+        <a:font script="Tfng" typeface="Ebrima"/>
+      </a:minorFont>
+    </a:fontScheme>
+    <a:fmtScheme name="Office">
+      <a:fillStyleLst>
+        <a:solidFill>
+          <a:schemeClr val="phClr"/>
+        </a:solidFill>
+        <a:gradFill rotWithShape="1">
+          <a:gsLst>
+            <a:gs pos="0">
+              <a:schemeClr val="phClr">
+                <a:lumMod val="110000"/>
+                <a:satMod val="105000"/>
+                <a:tint val="67000"/>
+              </a:schemeClr>
+            </a:gs>
+            <a:gs pos="50000">
+              <a:schemeClr val="phClr">
+                <a:lumMod val="105000"/>
+                <a:satMod val="103000"/>
+                <a:tint val="73000"/>
+              </a:schemeClr>
+            </a:gs>
+            <a:gs pos="100000">
+              <a:schemeClr val="phClr">
+                <a:lumMod val="105000"/>
+                <a:satMod val="109000"/>
+                <a:tint val="81000"/>
+              </a:schemeClr>
+            </a:gs>
+          </a:gsLst>
+          <a:lin ang="5400000" scaled="0"/>
+        </a:gradFill>
+        <a:gradFill rotWithShape="1">
+          <a:gsLst>
+            <a:gs pos="0">
+              <a:schemeClr val="phClr">
+                <a:satMod val="103000"/>
+                <a:lumMod val="102000"/>
+                <a:tint val="94000"/>
+              </a:schemeClr>
+            </a:gs>
+            <a:gs pos="50000">
+              <a:schemeClr val="phClr">
+                <a:satMod val="110000"/>
+                <a:lumMod val="100000"/>
+                <a:shade val="100000"/>
+              </a:schemeClr>
+            </a:gs>
+            <a:gs pos="100000">
+              <a:schemeClr val="phClr">
+                <a:lumMod val="99000"/>
+                <a:satMod val="120000"/>
+                <a:shade val="78000"/>
+              </a:schemeClr>
+            </a:gs>
+          </a:gsLst>
+          <a:lin ang="5400000" scaled="0"/>
+        </a:gradFill>
+      </a:fillStyleLst>
+      <a:lnStyleLst>
+        <a:ln w="6350" cap="flat" cmpd="sng" algn="ctr">
+          <a:solidFill>
+            <a:schemeClr val="phClr"/>
+          </a:solidFill>
+          <a:prstDash val="solid"/>
+          <a:miter lim="800000"/>
+        </a:ln>
+        <a:ln w="12700" cap="flat" cmpd="sng" algn="ctr">
+          <a:solidFill>
+            <a:schemeClr val="phClr"/>
+          </a:solidFill>
+          <a:prstDash val="solid"/>
+          <a:miter lim="800000"/>
+        </a:ln>
+        <a:ln w="19050" cap="flat" cmpd="sng" algn="ctr">
+          <a:solidFill>
+            <a:schemeClr val="phClr"/>
+          </a:solidFill>
+          <a:prstDash val="solid"/>
+          <a:miter lim="800000"/>
+        </a:ln>
+      </a:lnStyleLst>
+      <a:effectStyleLst>
+        <a:effectStyle>
+          <a:effectLst/>
+        </a:effectStyle>
+        <a:effectStyle>
+          <a:effectLst/>
+        </a:effectStyle>
+        <a:effectStyle>
+          <a:effectLst>
+            <a:outerShdw blurRad="57150" dist="19050" dir="5400000" algn="ctr" rotWithShape="0">
+              <a:srgbClr val="000000">
+                <a:alpha val="63000"/>
+              </a:srgbClr>
+            </a:outerShdw>
+          </a:effectLst>
+        </a:effectStyle>
+      </a:effectStyleLst>
+      <a:bgFillStyleLst>
+        <a:solidFill>
+          <a:schemeClr val="phClr"/>
+        </a:solidFill>
+        <a:solidFill>
+          <a:schemeClr val="phClr">
+            <a:tint val="95000"/>
+            <a:satMod val="170000"/>
+          </a:schemeClr>
+        </a:solidFill>
+        <a:gradFill rotWithShape="1">
+          <a:gsLst>
+            <a:gs pos="0">
+              <a:schemeClr val="phClr">
+                <a:tint val="93000"/>
+                <a:satMod val="150000"/>
+                <a:shade val="98000"/>
+                <a:lumMod val="102000"/>
+              </a:schemeClr>
+            </a:gs>
+            <a:gs pos="50000">
+              <a:schemeClr val="phClr">
+                <a:tint val="98000"/>
+                <a:satMod val="130000"/>
+                <a:shade val="90000"/>
+                <a:lumMod val="103000"/>
+              </a:schemeClr>
+            </a:gs>
+            <a:gs pos="100000">
+              <a:schemeClr val="phClr">
+                <a:shade val="63000"/>
+                <a:satMod val="120000"/>
+              </a:schemeClr>
+            </a:gs>
+          </a:gsLst>
+          <a:lin ang="5400000" scaled="0"/>
+        </a:gradFill>
+      </a:bgFillStyleLst>
+    </a:fmtScheme>
+  </a:themeElements>
+  <a:objectDefaults/>
+  <a:extraClrSchemeLst/>
+  <a:extLst>
+    <a:ext uri="{05A4C25C-085E-4340-85A3-A5531E510DB2}">
+      <thm15:themeFamily xmlns:thm15="http://schemas.microsoft.com/office/thememl/2012/main" name="Office Theme" id="{62F939B6-93AF-4DB8-9C6B-D6C7DFDC589F}" vid="{4A3C46E8-61CC-4603-A589-7422A47A8E4A}"/>
+    </a:ext>
+  </a:extLst>
+</a:theme>
 </file>